--- a/sit120_web/task21p/answer1.docx
+++ b/sit120_web/task21p/answer1.docx
@@ -4,13 +4,12 @@
   <w:body>
     <w:p>
       <w:pPr>
-        <w:pStyle w:val="139"/>
+        <w:pStyle w:val="827"/>
         <w:pBdr/>
         <w:spacing/>
         <w:ind/>
         <w:rPr/>
       </w:pPr>
-      <w:r/>
       <w:r>
         <w:t xml:space="preserve">Task 2.1P</w:t>
       </w:r>
@@ -21,12 +20,24 @@
         <w:pBdr/>
         <w:spacing/>
         <w:ind/>
-        <w:rPr/>
-      </w:pPr>
+        <w:rPr>
+          <w:sz w:val="18"/>
+          <w:szCs w:val="18"/>
+        </w:rPr>
+      </w:pPr>
+      <w:r/>
       <w:r>
-        <w:t xml:space="preserve">Below is the </w:t>
+        <w:rPr>
+          <w:sz w:val="18"/>
+          <w:szCs w:val="18"/>
+        </w:rPr>
       </w:r>
-      <w:r/>
+      <w:r>
+        <w:rPr>
+          <w:sz w:val="18"/>
+          <w:szCs w:val="18"/>
+        </w:rPr>
+      </w:r>
     </w:p>
     <w:p>
       <w:pPr>
@@ -36,14 +47,12 @@
         <w:jc w:val="center"/>
         <w:rPr/>
       </w:pPr>
-      <w:r/>
-      <w:r/>
       <w:r>
         <mc:AlternateContent>
           <mc:Choice Requires="wpg">
             <w:drawing>
               <wp:inline xmlns:wp="http://schemas.openxmlformats.org/drawingml/2006/wordprocessingDrawing" distT="0" distB="0" distL="0" distR="0">
-                <wp:extent cx="5236009" cy="7180812"/>
+                <wp:extent cx="5930451" cy="8133189"/>
                 <wp:effectExtent l="0" t="0" r="0" b="0"/>
                 <wp:docPr id="1" name=""/>
                 <wp:cNvGraphicFramePr>
@@ -66,7 +75,7 @@
                       <pic:spPr bwMode="auto">
                         <a:xfrm flipH="0" flipV="0">
                           <a:off x="0" y="0"/>
-                          <a:ext cx="5236008" cy="7180812"/>
+                          <a:ext cx="5930450" cy="8133189"/>
                         </a:xfrm>
                         <a:prstGeom prst="rect">
                           <a:avLst/>
@@ -99,7 +108,7 @@
                 <v:path o:extrusionok="f" gradientshapeok="t" o:connecttype="rect"/>
                 <o:lock v:ext="edit" aspectratio="t"/>
               </v:shapetype>
-              <v:shape id="_x0000_i0" o:spid="_x0000_s0" type="#_x0000_t75" style="width:412.28pt;height:565.42pt;mso-wrap-distance-left:0.00pt;mso-wrap-distance-top:0.00pt;mso-wrap-distance-right:0.00pt;mso-wrap-distance-bottom:0.00pt;z-index:1;" stroked="false">
+              <v:shape id="_x0000_i0" o:spid="_x0000_s0" type="#_x0000_t75" style="width:466.96pt;height:640.41pt;mso-wrap-distance-left:0.00pt;mso-wrap-distance-top:0.00pt;mso-wrap-distance-right:0.00pt;mso-wrap-distance-bottom:0.00pt;z-index:1;" stroked="false">
                 <v:imagedata r:id="rId8" o:title=""/>
                 <o:lock v:ext="edit" rotation="t"/>
               </v:shape>
@@ -108,6 +117,19 @@
         </mc:AlternateContent>
       </w:r>
       <w:r/>
+    </w:p>
+    <w:p>
+      <w:pPr>
+        <w:pBdr/>
+        <w:spacing/>
+        <w:ind/>
+        <w:rPr>
+          <w:highlight w:val="none"/>
+        </w:rPr>
+      </w:pPr>
+      <w:r>
+        <w:t xml:space="preserve">For the answer above, I followed more of a DOM styled structure, which clearly demonstrates the parent child relationship between HTML elements, starting from the document/html level and then going down through head, body, divs, headings, paragraphs, lists, images, etc...</w:t>
+      </w:r>
       <w:r/>
     </w:p>
     <w:p>
@@ -115,469 +137,26 @@
         <w:pBdr/>
         <w:spacing/>
         <w:ind/>
-        <w:rPr/>
-      </w:pPr>
-      <w:r/>
-      <w:r/>
-      <w:r/>
-    </w:p>
-    <w:p>
-      <w:pPr>
-        <w:pBdr/>
-        <w:spacing/>
-        <w:ind/>
-        <w:rPr/>
-      </w:pPr>
-      <w:r/>
-      <w:r/>
-      <w:r/>
-    </w:p>
-    <w:p>
-      <w:pPr>
-        <w:pBdr/>
-        <w:spacing/>
-        <w:ind/>
-        <w:rPr/>
-      </w:pPr>
-      <w:r/>
-      <w:r/>
-      <w:r/>
-    </w:p>
-    <w:p>
-      <w:pPr>
-        <w:pBdr/>
-        <w:spacing/>
-        <w:ind/>
-        <w:rPr/>
-      </w:pPr>
-      <w:r/>
-      <w:r/>
-      <w:r/>
-    </w:p>
-    <w:p>
-      <w:pPr>
-        <w:pBdr/>
-        <w:spacing/>
-        <w:ind/>
-        <w:rPr/>
-      </w:pPr>
-      <w:r/>
-      <w:r/>
-      <w:r/>
-    </w:p>
-    <w:p>
-      <w:pPr>
-        <w:pBdr/>
-        <w:spacing/>
-        <w:ind/>
-        <w:rPr/>
-      </w:pPr>
-      <w:r/>
-      <w:r/>
-      <w:r/>
-    </w:p>
-    <w:p>
-      <w:pPr>
-        <w:pBdr/>
-        <w:spacing/>
-        <w:ind/>
-        <w:rPr/>
-      </w:pPr>
-      <w:r/>
-      <w:r/>
-      <w:r/>
-    </w:p>
-    <w:p>
-      <w:pPr>
-        <w:pBdr/>
-        <w:spacing/>
-        <w:ind/>
-        <w:rPr/>
-      </w:pPr>
-      <w:r/>
-      <w:r/>
-      <w:r/>
-    </w:p>
-    <w:p>
-      <w:pPr>
-        <w:pBdr/>
-        <w:spacing/>
-        <w:ind/>
-        <w:rPr/>
-      </w:pPr>
-      <w:r/>
-      <w:r/>
-      <w:r/>
-    </w:p>
-    <w:p>
-      <w:pPr>
-        <w:pBdr/>
-        <w:spacing/>
-        <w:ind/>
-        <w:rPr/>
-      </w:pPr>
-      <w:r/>
-      <w:r/>
-      <w:r/>
-    </w:p>
-    <w:p>
-      <w:pPr>
-        <w:pBdr/>
-        <w:spacing/>
-        <w:ind/>
-        <w:rPr/>
-      </w:pPr>
-      <w:r/>
-      <w:r/>
-      <w:r/>
-    </w:p>
-    <w:p>
-      <w:pPr>
-        <w:pBdr/>
-        <w:spacing/>
-        <w:ind/>
-        <w:rPr/>
-      </w:pPr>
-      <w:r/>
-      <w:r/>
-      <w:r/>
-    </w:p>
-    <w:p>
-      <w:pPr>
-        <w:pBdr/>
-        <w:spacing/>
-        <w:ind/>
-        <w:rPr/>
-      </w:pPr>
-      <w:r/>
-      <w:r/>
-      <w:r/>
-    </w:p>
-    <w:p>
-      <w:pPr>
-        <w:pBdr/>
-        <w:spacing/>
-        <w:ind/>
-        <w:rPr/>
-      </w:pPr>
-      <w:r/>
-      <w:r/>
-      <w:r/>
-    </w:p>
-    <w:p>
-      <w:pPr>
-        <w:pBdr/>
-        <w:spacing/>
-        <w:ind/>
-        <w:rPr/>
-      </w:pPr>
-      <w:r/>
-      <w:r/>
-      <w:r/>
-    </w:p>
-    <w:p>
-      <w:pPr>
-        <w:pBdr/>
-        <w:spacing/>
-        <w:ind/>
-        <w:rPr/>
-      </w:pPr>
-      <w:r/>
-      <w:r/>
-      <w:r/>
-    </w:p>
-    <w:p>
-      <w:pPr>
-        <w:pBdr/>
-        <w:spacing/>
-        <w:ind/>
-        <w:rPr/>
-      </w:pPr>
-      <w:r/>
-      <w:r/>
-      <w:r/>
-    </w:p>
-    <w:p>
-      <w:pPr>
-        <w:pBdr/>
-        <w:spacing/>
-        <w:ind/>
-        <w:rPr/>
-      </w:pPr>
-      <w:r/>
-      <w:r/>
-      <w:r/>
-    </w:p>
-    <w:p>
-      <w:pPr>
-        <w:pBdr/>
-        <w:spacing/>
-        <w:ind/>
-        <w:rPr/>
-      </w:pPr>
-      <w:r/>
-      <w:r/>
-      <w:r/>
-    </w:p>
-    <w:p>
-      <w:pPr>
-        <w:pBdr/>
-        <w:spacing/>
-        <w:ind/>
-        <w:rPr/>
-      </w:pPr>
-      <w:r/>
-      <w:r/>
-      <w:r/>
-    </w:p>
-    <w:p>
-      <w:pPr>
-        <w:pBdr/>
-        <w:spacing/>
-        <w:ind/>
-        <w:rPr/>
-      </w:pPr>
-      <w:r/>
-      <w:r/>
-      <w:r/>
-    </w:p>
-    <w:p>
-      <w:pPr>
-        <w:pBdr/>
-        <w:spacing/>
-        <w:ind/>
-        <w:rPr/>
-      </w:pPr>
-      <w:r/>
-      <w:r/>
-      <w:r/>
-    </w:p>
-    <w:p>
-      <w:pPr>
-        <w:pBdr/>
-        <w:spacing/>
-        <w:ind/>
-        <w:rPr/>
-      </w:pPr>
-      <w:r/>
-      <w:r/>
-      <w:r/>
-    </w:p>
-    <w:p>
-      <w:pPr>
-        <w:pBdr/>
-        <w:spacing/>
-        <w:ind/>
-        <w:rPr/>
-      </w:pPr>
-      <w:r/>
-      <w:r/>
-      <w:r/>
-    </w:p>
-    <w:p>
-      <w:pPr>
-        <w:pBdr/>
-        <w:spacing/>
-        <w:ind/>
-        <w:rPr/>
-      </w:pPr>
-      <w:r/>
-      <w:r/>
-      <w:r/>
-    </w:p>
-    <w:p>
-      <w:pPr>
-        <w:pBdr/>
-        <w:spacing/>
-        <w:ind/>
-        <w:rPr/>
-      </w:pPr>
-      <w:r/>
-      <w:r/>
-      <w:r/>
-    </w:p>
-    <w:p>
-      <w:pPr>
-        <w:pBdr/>
-        <w:spacing/>
-        <w:ind/>
-        <w:rPr/>
-      </w:pPr>
-      <w:r/>
-      <w:r/>
-      <w:r/>
-    </w:p>
-    <w:p>
-      <w:pPr>
-        <w:pBdr/>
-        <w:spacing/>
-        <w:ind/>
-        <w:rPr/>
-      </w:pPr>
-      <w:r/>
-      <w:r/>
-      <w:r/>
-    </w:p>
-    <w:p>
-      <w:pPr>
-        <w:pBdr/>
-        <w:spacing/>
-        <w:ind/>
-        <w:rPr/>
-      </w:pPr>
-      <w:r/>
-      <w:r/>
-      <w:r/>
-    </w:p>
-    <w:p>
-      <w:pPr>
-        <w:pBdr/>
-        <w:spacing/>
-        <w:ind/>
-        <w:rPr/>
-      </w:pPr>
-      <w:r/>
-      <w:r/>
-      <w:r/>
-    </w:p>
-    <w:p>
-      <w:pPr>
-        <w:pBdr/>
-        <w:spacing/>
-        <w:ind/>
-        <w:rPr/>
-      </w:pPr>
-      <w:r/>
-      <w:r/>
-      <w:r/>
-    </w:p>
-    <w:p>
-      <w:pPr>
-        <w:pBdr/>
-        <w:spacing/>
-        <w:ind/>
-        <w:rPr/>
-      </w:pPr>
-      <w:r/>
-      <w:r/>
-      <w:r/>
-    </w:p>
-    <w:p>
-      <w:pPr>
-        <w:pBdr/>
-        <w:spacing/>
-        <w:ind/>
-        <w:rPr/>
-      </w:pPr>
-      <w:r/>
-      <w:r/>
-      <w:r/>
-    </w:p>
-    <w:p>
-      <w:pPr>
-        <w:pBdr/>
-        <w:spacing/>
-        <w:ind/>
-        <w:rPr/>
-      </w:pPr>
-      <w:r/>
-      <w:r/>
-    </w:p>
-    <w:p>
-      <w:pPr>
-        <w:pBdr/>
-        <w:spacing/>
-        <w:ind/>
-        <w:rPr/>
-      </w:pPr>
-      <w:r/>
-      <w:r/>
-      <w:r/>
-    </w:p>
-    <w:p>
-      <w:pPr>
-        <w:pBdr/>
-        <w:spacing/>
-        <w:ind/>
-        <w:rPr/>
-      </w:pPr>
-      <w:r/>
-      <w:r/>
-      <w:r/>
-    </w:p>
-    <w:p>
-      <w:pPr>
-        <w:pBdr/>
-        <w:spacing/>
-        <w:ind/>
-        <w:rPr/>
-      </w:pPr>
-      <w:r/>
-      <w:r/>
-    </w:p>
-    <w:p>
-      <w:pPr>
-        <w:pBdr/>
-        <w:spacing/>
-        <w:ind/>
-        <w:rPr/>
-      </w:pPr>
-      <w:r/>
-      <w:r/>
-      <w:r/>
-    </w:p>
-    <w:p>
-      <w:pPr>
-        <w:pBdr/>
-        <w:spacing/>
-        <w:ind/>
-        <w:rPr/>
-      </w:pPr>
-      <w:r/>
-      <w:r/>
-      <w:r/>
-    </w:p>
-    <w:p>
-      <w:pPr>
-        <w:pBdr/>
-        <w:spacing/>
-        <w:ind/>
-        <w:rPr/>
-      </w:pPr>
-      <w:r/>
-      <w:r/>
-      <w:r/>
-    </w:p>
-    <w:p>
-      <w:pPr>
-        <w:pBdr/>
-        <w:spacing/>
-        <w:ind/>
-        <w:rPr/>
-      </w:pPr>
-      <w:r/>
-      <w:r/>
-    </w:p>
-    <w:p>
-      <w:pPr>
-        <w:pBdr/>
-        <w:spacing/>
-        <w:ind/>
-        <w:rPr/>
-      </w:pPr>
-      <w:r/>
-      <w:r/>
-      <w:r/>
-    </w:p>
-    <w:p>
-      <w:pPr>
-        <w:pBdr/>
-        <w:spacing/>
-        <w:ind/>
-        <w:rPr/>
-      </w:pPr>
-      <w:r/>
-      <w:r/>
+        <w:rPr>
+          <w:highlight w:val="none"/>
+        </w:rPr>
+      </w:pPr>
+      <w:r>
+        <w:rPr>
+          <w:highlight w:val="none"/>
+        </w:rPr>
+      </w:r>
+      <w:r>
+        <w:rPr>
+          <w:highlight w:val="none"/>
+        </w:rPr>
+        <w:t xml:space="preserve">I didn’t use XPath style paths like those used in CSS selectors or Selenium style locators, such as .class, #id, and div &gt; p. I only included IDs like div id="jokes" as attributes on the actual DOM nodes, and not as selector syntax.</w:t>
+      </w:r>
+      <w:r>
+        <w:rPr>
+          <w:highlight w:val="none"/>
+        </w:rPr>
+      </w:r>
       <w:r/>
     </w:p>
     <w:p>
@@ -612,7 +191,6 @@
         <w:ind/>
         <w:rPr/>
       </w:pPr>
-      <w:r/>
       <w:r>
         <w:separator/>
       </w:r>
@@ -627,7 +205,6 @@
         <w:ind/>
         <w:rPr/>
       </w:pPr>
-      <w:r/>
       <w:r>
         <w:continuationSeparator/>
       </w:r>
@@ -647,7 +224,6 @@
         <w:ind/>
         <w:rPr/>
       </w:pPr>
-      <w:r/>
       <w:r>
         <w:separator/>
       </w:r>
@@ -662,7 +238,6 @@
         <w:ind/>
         <w:rPr/>
       </w:pPr>
-      <w:r/>
       <w:r>
         <w:continuationSeparator/>
       </w:r>
@@ -830,9 +405,9 @@
     <w:lsdException w:name="Bibliography" w:uiPriority="37"/>
     <w:lsdException w:name="TOC Heading" w:uiPriority="39" w:qFormat="1"/>
   </w:latentStyles>
-  <w:style w:type="table" w:styleId="12">
+  <w:style w:type="table" w:styleId="701">
     <w:name w:val="Table Grid"/>
-    <w:basedOn w:val="665"/>
+    <w:basedOn w:val="887"/>
     <w:uiPriority w:val="59"/>
     <w:pPr>
       <w:pBdr/>
@@ -1029,9 +604,9 @@
       </w:tcPr>
     </w:tblStylePr>
   </w:style>
-  <w:style w:type="table" w:styleId="13">
+  <w:style w:type="table" w:styleId="702">
     <w:name w:val="Table Grid Light"/>
-    <w:basedOn w:val="665"/>
+    <w:basedOn w:val="887"/>
     <w:uiPriority w:val="59"/>
     <w:pPr>
       <w:pBdr/>
@@ -1228,9 +803,9 @@
       </w:tcPr>
     </w:tblStylePr>
   </w:style>
-  <w:style w:type="table" w:styleId="14">
+  <w:style w:type="table" w:styleId="703">
     <w:name w:val="Plain Table 1"/>
-    <w:basedOn w:val="665"/>
+    <w:basedOn w:val="887"/>
     <w:uiPriority w:val="59"/>
     <w:pPr>
       <w:pBdr/>
@@ -1453,9 +1028,9 @@
       </w:tcPr>
     </w:tblStylePr>
   </w:style>
-  <w:style w:type="table" w:styleId="15">
+  <w:style w:type="table" w:styleId="704">
     <w:name w:val="Plain Table 2"/>
-    <w:basedOn w:val="665"/>
+    <w:basedOn w:val="887"/>
     <w:uiPriority w:val="59"/>
     <w:pPr>
       <w:pBdr/>
@@ -1686,9 +1261,9 @@
       </w:tcPr>
     </w:tblStylePr>
   </w:style>
-  <w:style w:type="table" w:styleId="16">
+  <w:style w:type="table" w:styleId="705">
     <w:name w:val="Plain Table 3"/>
-    <w:basedOn w:val="665"/>
+    <w:basedOn w:val="887"/>
     <w:uiPriority w:val="99"/>
     <w:pPr>
       <w:pBdr/>
@@ -1916,9 +1491,9 @@
       </w:tcPr>
     </w:tblStylePr>
   </w:style>
-  <w:style w:type="table" w:styleId="17">
+  <w:style w:type="table" w:styleId="706">
     <w:name w:val="Plain Table 4"/>
-    <w:basedOn w:val="665"/>
+    <w:basedOn w:val="887"/>
     <w:uiPriority w:val="99"/>
     <w:pPr>
       <w:pBdr/>
@@ -2132,9 +1707,9 @@
       </w:tcPr>
     </w:tblStylePr>
   </w:style>
-  <w:style w:type="table" w:styleId="18">
+  <w:style w:type="table" w:styleId="707">
     <w:name w:val="Plain Table 5"/>
-    <w:basedOn w:val="665"/>
+    <w:basedOn w:val="887"/>
     <w:uiPriority w:val="99"/>
     <w:pPr>
       <w:pBdr/>
@@ -2365,9 +1940,9 @@
       </w:tcPr>
     </w:tblStylePr>
   </w:style>
-  <w:style w:type="table" w:styleId="19">
+  <w:style w:type="table" w:styleId="708">
     <w:name w:val="Grid Table 1 Light"/>
-    <w:basedOn w:val="665"/>
+    <w:basedOn w:val="887"/>
     <w:uiPriority w:val="99"/>
     <w:pPr>
       <w:pBdr/>
@@ -2588,9 +2163,9 @@
       </w:tcPr>
     </w:tblStylePr>
   </w:style>
-  <w:style w:type="table" w:styleId="20">
+  <w:style w:type="table" w:styleId="709">
     <w:name w:val="Grid Table 1 Light - Accent 1"/>
-    <w:basedOn w:val="665"/>
+    <w:basedOn w:val="887"/>
     <w:uiPriority w:val="99"/>
     <w:pPr>
       <w:pBdr/>
@@ -2811,9 +2386,9 @@
       </w:tcPr>
     </w:tblStylePr>
   </w:style>
-  <w:style w:type="table" w:styleId="21">
+  <w:style w:type="table" w:styleId="710">
     <w:name w:val="Grid Table 1 Light - Accent 2"/>
-    <w:basedOn w:val="665"/>
+    <w:basedOn w:val="887"/>
     <w:uiPriority w:val="99"/>
     <w:pPr>
       <w:pBdr/>
@@ -3034,9 +2609,9 @@
       </w:tcPr>
     </w:tblStylePr>
   </w:style>
-  <w:style w:type="table" w:styleId="22">
+  <w:style w:type="table" w:styleId="711">
     <w:name w:val="Grid Table 1 Light - Accent 3"/>
-    <w:basedOn w:val="665"/>
+    <w:basedOn w:val="887"/>
     <w:uiPriority w:val="99"/>
     <w:pPr>
       <w:pBdr/>
@@ -3257,9 +2832,9 @@
       </w:tcPr>
     </w:tblStylePr>
   </w:style>
-  <w:style w:type="table" w:styleId="23">
+  <w:style w:type="table" w:styleId="712">
     <w:name w:val="Grid Table 1 Light - Accent 4"/>
-    <w:basedOn w:val="665"/>
+    <w:basedOn w:val="887"/>
     <w:uiPriority w:val="99"/>
     <w:pPr>
       <w:pBdr/>
@@ -3480,9 +3055,9 @@
       </w:tcPr>
     </w:tblStylePr>
   </w:style>
-  <w:style w:type="table" w:styleId="24">
+  <w:style w:type="table" w:styleId="713">
     <w:name w:val="Grid Table 1 Light - Accent 5"/>
-    <w:basedOn w:val="665"/>
+    <w:basedOn w:val="887"/>
     <w:uiPriority w:val="99"/>
     <w:pPr>
       <w:pBdr/>
@@ -3703,9 +3278,9 @@
       </w:tcPr>
     </w:tblStylePr>
   </w:style>
-  <w:style w:type="table" w:styleId="25">
+  <w:style w:type="table" w:styleId="714">
     <w:name w:val="Grid Table 1 Light - Accent 6"/>
-    <w:basedOn w:val="665"/>
+    <w:basedOn w:val="887"/>
     <w:uiPriority w:val="99"/>
     <w:pPr>
       <w:pBdr/>
@@ -3926,9 +3501,9 @@
       </w:tcPr>
     </w:tblStylePr>
   </w:style>
-  <w:style w:type="table" w:styleId="26">
+  <w:style w:type="table" w:styleId="715">
     <w:name w:val="Grid Table 2"/>
-    <w:basedOn w:val="665"/>
+    <w:basedOn w:val="887"/>
     <w:uiPriority w:val="99"/>
     <w:pPr>
       <w:pBdr/>
@@ -4158,9 +3733,9 @@
       </w:tcPr>
     </w:tblStylePr>
   </w:style>
-  <w:style w:type="table" w:styleId="27">
+  <w:style w:type="table" w:styleId="716">
     <w:name w:val="Grid Table 2 - Accent 1"/>
-    <w:basedOn w:val="665"/>
+    <w:basedOn w:val="887"/>
     <w:uiPriority w:val="99"/>
     <w:pPr>
       <w:pBdr/>
@@ -4390,9 +3965,9 @@
       </w:tcPr>
     </w:tblStylePr>
   </w:style>
-  <w:style w:type="table" w:styleId="28">
+  <w:style w:type="table" w:styleId="717">
     <w:name w:val="Grid Table 2 - Accent 2"/>
-    <w:basedOn w:val="665"/>
+    <w:basedOn w:val="887"/>
     <w:uiPriority w:val="99"/>
     <w:pPr>
       <w:pBdr/>
@@ -4622,9 +4197,9 @@
       </w:tcPr>
     </w:tblStylePr>
   </w:style>
-  <w:style w:type="table" w:styleId="29">
+  <w:style w:type="table" w:styleId="718">
     <w:name w:val="Grid Table 2 - Accent 3"/>
-    <w:basedOn w:val="665"/>
+    <w:basedOn w:val="887"/>
     <w:uiPriority w:val="99"/>
     <w:pPr>
       <w:pBdr/>
@@ -4854,9 +4429,9 @@
       </w:tcPr>
     </w:tblStylePr>
   </w:style>
-  <w:style w:type="table" w:styleId="30">
+  <w:style w:type="table" w:styleId="719">
     <w:name w:val="Grid Table 2 - Accent 4"/>
-    <w:basedOn w:val="665"/>
+    <w:basedOn w:val="887"/>
     <w:uiPriority w:val="99"/>
     <w:pPr>
       <w:pBdr/>
@@ -5086,9 +4661,9 @@
       </w:tcPr>
     </w:tblStylePr>
   </w:style>
-  <w:style w:type="table" w:styleId="31">
+  <w:style w:type="table" w:styleId="720">
     <w:name w:val="Grid Table 2 - Accent 5"/>
-    <w:basedOn w:val="665"/>
+    <w:basedOn w:val="887"/>
     <w:uiPriority w:val="99"/>
     <w:pPr>
       <w:pBdr/>
@@ -5318,9 +4893,9 @@
       </w:tcPr>
     </w:tblStylePr>
   </w:style>
-  <w:style w:type="table" w:styleId="32">
+  <w:style w:type="table" w:styleId="721">
     <w:name w:val="Grid Table 2 - Accent 6"/>
-    <w:basedOn w:val="665"/>
+    <w:basedOn w:val="887"/>
     <w:uiPriority w:val="99"/>
     <w:pPr>
       <w:pBdr/>
@@ -5550,9 +5125,9 @@
       </w:tcPr>
     </w:tblStylePr>
   </w:style>
-  <w:style w:type="table" w:styleId="33">
+  <w:style w:type="table" w:styleId="722">
     <w:name w:val="Grid Table 3"/>
-    <w:basedOn w:val="665"/>
+    <w:basedOn w:val="887"/>
     <w:uiPriority w:val="99"/>
     <w:pPr>
       <w:pBdr/>
@@ -5651,29 +5226,6 @@
         <w:tblBorders/>
       </w:tblPr>
       <w:tcPr>
-        <w:shd w:color="ffffff"/>
-        <w:tcBorders>
-          <w:top w:val="none" w:color="000000" w:sz="4" w:space="0"/>
-          <w:left w:val="none" w:color="000000" w:sz="4" w:space="0"/>
-          <w:bottom w:val="none" w:color="000000" w:sz="4" w:space="0"/>
-          <w:right w:val="none" w:color="000000" w:sz="4" w:space="0"/>
-        </w:tcBorders>
-      </w:tcPr>
-    </w:tblStylePr>
-    <w:tblStylePr w:type="firstRow">
-      <w:rPr>
-        <w:b/>
-        <w:color w:val="404040"/>
-      </w:rPr>
-      <w:pPr>
-        <w:pBdr/>
-        <w:spacing/>
-        <w:ind/>
-      </w:pPr>
-      <w:tblPr>
-        <w:tblBorders/>
-      </w:tblPr>
-      <w:tcPr>
         <w:shd w:val="clear" w:color="ffffff"/>
         <w:tcBorders>
           <w:top w:val="none" w:color="000000" w:sz="4" w:space="0"/>
@@ -5683,30 +5235,7 @@
         </w:tcBorders>
       </w:tcPr>
     </w:tblStylePr>
-    <w:tblStylePr w:type="lastCol">
-      <w:rPr>
-        <w:i/>
-        <w:color w:val="404040"/>
-      </w:rPr>
-      <w:pPr>
-        <w:pBdr/>
-        <w:spacing/>
-        <w:ind/>
-      </w:pPr>
-      <w:tblPr>
-        <w:tblBorders/>
-      </w:tblPr>
-      <w:tcPr>
-        <w:shd w:color="ffffff"/>
-        <w:tcBorders>
-          <w:top w:val="none" w:color="000000" w:sz="4" w:space="0"/>
-          <w:left w:val="none" w:color="000000" w:sz="4" w:space="0"/>
-          <w:bottom w:val="none" w:color="000000" w:sz="4" w:space="0"/>
-          <w:right w:val="none" w:color="000000" w:sz="4" w:space="0"/>
-        </w:tcBorders>
-      </w:tcPr>
-    </w:tblStylePr>
-    <w:tblStylePr w:type="lastRow">
+    <w:tblStylePr w:type="firstRow">
       <w:rPr>
         <w:b/>
         <w:color w:val="404040"/>
@@ -5729,6 +5258,52 @@
         </w:tcBorders>
       </w:tcPr>
     </w:tblStylePr>
+    <w:tblStylePr w:type="lastCol">
+      <w:rPr>
+        <w:i/>
+        <w:color w:val="404040"/>
+      </w:rPr>
+      <w:pPr>
+        <w:pBdr/>
+        <w:spacing/>
+        <w:ind/>
+      </w:pPr>
+      <w:tblPr>
+        <w:tblBorders/>
+      </w:tblPr>
+      <w:tcPr>
+        <w:shd w:val="clear" w:color="ffffff"/>
+        <w:tcBorders>
+          <w:top w:val="none" w:color="000000" w:sz="4" w:space="0"/>
+          <w:left w:val="none" w:color="000000" w:sz="4" w:space="0"/>
+          <w:bottom w:val="none" w:color="000000" w:sz="4" w:space="0"/>
+          <w:right w:val="none" w:color="000000" w:sz="4" w:space="0"/>
+        </w:tcBorders>
+      </w:tcPr>
+    </w:tblStylePr>
+    <w:tblStylePr w:type="lastRow">
+      <w:rPr>
+        <w:b/>
+        <w:color w:val="404040"/>
+      </w:rPr>
+      <w:pPr>
+        <w:pBdr/>
+        <w:spacing/>
+        <w:ind/>
+      </w:pPr>
+      <w:tblPr>
+        <w:tblBorders/>
+      </w:tblPr>
+      <w:tcPr>
+        <w:shd w:val="clear" w:color="ffffff"/>
+        <w:tcBorders>
+          <w:top w:val="none" w:color="000000" w:sz="4" w:space="0"/>
+          <w:left w:val="none" w:color="000000" w:sz="4" w:space="0"/>
+          <w:bottom w:val="none" w:color="000000" w:sz="4" w:space="0"/>
+          <w:right w:val="none" w:color="000000" w:sz="4" w:space="0"/>
+        </w:tcBorders>
+      </w:tcPr>
+    </w:tblStylePr>
     <w:tblStylePr w:type="nwCell">
       <w:pPr>
         <w:pBdr/>
@@ -5795,9 +5370,9 @@
       </w:tcPr>
     </w:tblStylePr>
   </w:style>
-  <w:style w:type="table" w:styleId="34">
+  <w:style w:type="table" w:styleId="723">
     <w:name w:val="Grid Table 3 - Accent 1"/>
-    <w:basedOn w:val="665"/>
+    <w:basedOn w:val="887"/>
     <w:uiPriority w:val="99"/>
     <w:pPr>
       <w:pBdr/>
@@ -5896,29 +5471,6 @@
         <w:tblBorders/>
       </w:tblPr>
       <w:tcPr>
-        <w:shd w:color="ffffff"/>
-        <w:tcBorders>
-          <w:top w:val="none" w:color="000000" w:sz="4" w:space="0"/>
-          <w:left w:val="none" w:color="000000" w:sz="4" w:space="0"/>
-          <w:bottom w:val="none" w:color="000000" w:sz="4" w:space="0"/>
-          <w:right w:val="none" w:color="000000" w:sz="4" w:space="0"/>
-        </w:tcBorders>
-      </w:tcPr>
-    </w:tblStylePr>
-    <w:tblStylePr w:type="firstRow">
-      <w:rPr>
-        <w:b/>
-        <w:color w:val="404040"/>
-      </w:rPr>
-      <w:pPr>
-        <w:pBdr/>
-        <w:spacing/>
-        <w:ind/>
-      </w:pPr>
-      <w:tblPr>
-        <w:tblBorders/>
-      </w:tblPr>
-      <w:tcPr>
         <w:shd w:val="clear" w:color="ffffff"/>
         <w:tcBorders>
           <w:top w:val="none" w:color="000000" w:sz="4" w:space="0"/>
@@ -5928,30 +5480,7 @@
         </w:tcBorders>
       </w:tcPr>
     </w:tblStylePr>
-    <w:tblStylePr w:type="lastCol">
-      <w:rPr>
-        <w:i/>
-        <w:color w:val="404040"/>
-      </w:rPr>
-      <w:pPr>
-        <w:pBdr/>
-        <w:spacing/>
-        <w:ind/>
-      </w:pPr>
-      <w:tblPr>
-        <w:tblBorders/>
-      </w:tblPr>
-      <w:tcPr>
-        <w:shd w:color="ffffff"/>
-        <w:tcBorders>
-          <w:top w:val="none" w:color="000000" w:sz="4" w:space="0"/>
-          <w:left w:val="none" w:color="000000" w:sz="4" w:space="0"/>
-          <w:bottom w:val="none" w:color="000000" w:sz="4" w:space="0"/>
-          <w:right w:val="none" w:color="000000" w:sz="4" w:space="0"/>
-        </w:tcBorders>
-      </w:tcPr>
-    </w:tblStylePr>
-    <w:tblStylePr w:type="lastRow">
+    <w:tblStylePr w:type="firstRow">
       <w:rPr>
         <w:b/>
         <w:color w:val="404040"/>
@@ -5974,6 +5503,52 @@
         </w:tcBorders>
       </w:tcPr>
     </w:tblStylePr>
+    <w:tblStylePr w:type="lastCol">
+      <w:rPr>
+        <w:i/>
+        <w:color w:val="404040"/>
+      </w:rPr>
+      <w:pPr>
+        <w:pBdr/>
+        <w:spacing/>
+        <w:ind/>
+      </w:pPr>
+      <w:tblPr>
+        <w:tblBorders/>
+      </w:tblPr>
+      <w:tcPr>
+        <w:shd w:val="clear" w:color="ffffff"/>
+        <w:tcBorders>
+          <w:top w:val="none" w:color="000000" w:sz="4" w:space="0"/>
+          <w:left w:val="none" w:color="000000" w:sz="4" w:space="0"/>
+          <w:bottom w:val="none" w:color="000000" w:sz="4" w:space="0"/>
+          <w:right w:val="none" w:color="000000" w:sz="4" w:space="0"/>
+        </w:tcBorders>
+      </w:tcPr>
+    </w:tblStylePr>
+    <w:tblStylePr w:type="lastRow">
+      <w:rPr>
+        <w:b/>
+        <w:color w:val="404040"/>
+      </w:rPr>
+      <w:pPr>
+        <w:pBdr/>
+        <w:spacing/>
+        <w:ind/>
+      </w:pPr>
+      <w:tblPr>
+        <w:tblBorders/>
+      </w:tblPr>
+      <w:tcPr>
+        <w:shd w:val="clear" w:color="ffffff"/>
+        <w:tcBorders>
+          <w:top w:val="none" w:color="000000" w:sz="4" w:space="0"/>
+          <w:left w:val="none" w:color="000000" w:sz="4" w:space="0"/>
+          <w:bottom w:val="none" w:color="000000" w:sz="4" w:space="0"/>
+          <w:right w:val="none" w:color="000000" w:sz="4" w:space="0"/>
+        </w:tcBorders>
+      </w:tcPr>
+    </w:tblStylePr>
     <w:tblStylePr w:type="nwCell">
       <w:pPr>
         <w:pBdr/>
@@ -6040,9 +5615,9 @@
       </w:tcPr>
     </w:tblStylePr>
   </w:style>
-  <w:style w:type="table" w:styleId="35">
+  <w:style w:type="table" w:styleId="724">
     <w:name w:val="Grid Table 3 - Accent 2"/>
-    <w:basedOn w:val="665"/>
+    <w:basedOn w:val="887"/>
     <w:uiPriority w:val="99"/>
     <w:pPr>
       <w:pBdr/>
@@ -6141,29 +5716,6 @@
         <w:tblBorders/>
       </w:tblPr>
       <w:tcPr>
-        <w:shd w:color="ffffff"/>
-        <w:tcBorders>
-          <w:top w:val="none" w:color="000000" w:sz="4" w:space="0"/>
-          <w:left w:val="none" w:color="000000" w:sz="4" w:space="0"/>
-          <w:bottom w:val="none" w:color="000000" w:sz="4" w:space="0"/>
-          <w:right w:val="none" w:color="000000" w:sz="4" w:space="0"/>
-        </w:tcBorders>
-      </w:tcPr>
-    </w:tblStylePr>
-    <w:tblStylePr w:type="firstRow">
-      <w:rPr>
-        <w:b/>
-        <w:color w:val="404040"/>
-      </w:rPr>
-      <w:pPr>
-        <w:pBdr/>
-        <w:spacing/>
-        <w:ind/>
-      </w:pPr>
-      <w:tblPr>
-        <w:tblBorders/>
-      </w:tblPr>
-      <w:tcPr>
         <w:shd w:val="clear" w:color="ffffff"/>
         <w:tcBorders>
           <w:top w:val="none" w:color="000000" w:sz="4" w:space="0"/>
@@ -6173,30 +5725,7 @@
         </w:tcBorders>
       </w:tcPr>
     </w:tblStylePr>
-    <w:tblStylePr w:type="lastCol">
-      <w:rPr>
-        <w:i/>
-        <w:color w:val="404040"/>
-      </w:rPr>
-      <w:pPr>
-        <w:pBdr/>
-        <w:spacing/>
-        <w:ind/>
-      </w:pPr>
-      <w:tblPr>
-        <w:tblBorders/>
-      </w:tblPr>
-      <w:tcPr>
-        <w:shd w:color="ffffff"/>
-        <w:tcBorders>
-          <w:top w:val="none" w:color="000000" w:sz="4" w:space="0"/>
-          <w:left w:val="none" w:color="000000" w:sz="4" w:space="0"/>
-          <w:bottom w:val="none" w:color="000000" w:sz="4" w:space="0"/>
-          <w:right w:val="none" w:color="000000" w:sz="4" w:space="0"/>
-        </w:tcBorders>
-      </w:tcPr>
-    </w:tblStylePr>
-    <w:tblStylePr w:type="lastRow">
+    <w:tblStylePr w:type="firstRow">
       <w:rPr>
         <w:b/>
         <w:color w:val="404040"/>
@@ -6219,6 +5748,52 @@
         </w:tcBorders>
       </w:tcPr>
     </w:tblStylePr>
+    <w:tblStylePr w:type="lastCol">
+      <w:rPr>
+        <w:i/>
+        <w:color w:val="404040"/>
+      </w:rPr>
+      <w:pPr>
+        <w:pBdr/>
+        <w:spacing/>
+        <w:ind/>
+      </w:pPr>
+      <w:tblPr>
+        <w:tblBorders/>
+      </w:tblPr>
+      <w:tcPr>
+        <w:shd w:val="clear" w:color="ffffff"/>
+        <w:tcBorders>
+          <w:top w:val="none" w:color="000000" w:sz="4" w:space="0"/>
+          <w:left w:val="none" w:color="000000" w:sz="4" w:space="0"/>
+          <w:bottom w:val="none" w:color="000000" w:sz="4" w:space="0"/>
+          <w:right w:val="none" w:color="000000" w:sz="4" w:space="0"/>
+        </w:tcBorders>
+      </w:tcPr>
+    </w:tblStylePr>
+    <w:tblStylePr w:type="lastRow">
+      <w:rPr>
+        <w:b/>
+        <w:color w:val="404040"/>
+      </w:rPr>
+      <w:pPr>
+        <w:pBdr/>
+        <w:spacing/>
+        <w:ind/>
+      </w:pPr>
+      <w:tblPr>
+        <w:tblBorders/>
+      </w:tblPr>
+      <w:tcPr>
+        <w:shd w:val="clear" w:color="ffffff"/>
+        <w:tcBorders>
+          <w:top w:val="none" w:color="000000" w:sz="4" w:space="0"/>
+          <w:left w:val="none" w:color="000000" w:sz="4" w:space="0"/>
+          <w:bottom w:val="none" w:color="000000" w:sz="4" w:space="0"/>
+          <w:right w:val="none" w:color="000000" w:sz="4" w:space="0"/>
+        </w:tcBorders>
+      </w:tcPr>
+    </w:tblStylePr>
     <w:tblStylePr w:type="nwCell">
       <w:pPr>
         <w:pBdr/>
@@ -6285,9 +5860,9 @@
       </w:tcPr>
     </w:tblStylePr>
   </w:style>
-  <w:style w:type="table" w:styleId="36">
+  <w:style w:type="table" w:styleId="725">
     <w:name w:val="Grid Table 3 - Accent 3"/>
-    <w:basedOn w:val="665"/>
+    <w:basedOn w:val="887"/>
     <w:uiPriority w:val="99"/>
     <w:pPr>
       <w:pBdr/>
@@ -6386,29 +5961,6 @@
         <w:tblBorders/>
       </w:tblPr>
       <w:tcPr>
-        <w:shd w:color="ffffff"/>
-        <w:tcBorders>
-          <w:top w:val="none" w:color="000000" w:sz="4" w:space="0"/>
-          <w:left w:val="none" w:color="000000" w:sz="4" w:space="0"/>
-          <w:bottom w:val="none" w:color="000000" w:sz="4" w:space="0"/>
-          <w:right w:val="none" w:color="000000" w:sz="4" w:space="0"/>
-        </w:tcBorders>
-      </w:tcPr>
-    </w:tblStylePr>
-    <w:tblStylePr w:type="firstRow">
-      <w:rPr>
-        <w:b/>
-        <w:color w:val="404040"/>
-      </w:rPr>
-      <w:pPr>
-        <w:pBdr/>
-        <w:spacing/>
-        <w:ind/>
-      </w:pPr>
-      <w:tblPr>
-        <w:tblBorders/>
-      </w:tblPr>
-      <w:tcPr>
         <w:shd w:val="clear" w:color="ffffff"/>
         <w:tcBorders>
           <w:top w:val="none" w:color="000000" w:sz="4" w:space="0"/>
@@ -6418,30 +5970,7 @@
         </w:tcBorders>
       </w:tcPr>
     </w:tblStylePr>
-    <w:tblStylePr w:type="lastCol">
-      <w:rPr>
-        <w:i/>
-        <w:color w:val="404040"/>
-      </w:rPr>
-      <w:pPr>
-        <w:pBdr/>
-        <w:spacing/>
-        <w:ind/>
-      </w:pPr>
-      <w:tblPr>
-        <w:tblBorders/>
-      </w:tblPr>
-      <w:tcPr>
-        <w:shd w:color="ffffff"/>
-        <w:tcBorders>
-          <w:top w:val="none" w:color="000000" w:sz="4" w:space="0"/>
-          <w:left w:val="none" w:color="000000" w:sz="4" w:space="0"/>
-          <w:bottom w:val="none" w:color="000000" w:sz="4" w:space="0"/>
-          <w:right w:val="none" w:color="000000" w:sz="4" w:space="0"/>
-        </w:tcBorders>
-      </w:tcPr>
-    </w:tblStylePr>
-    <w:tblStylePr w:type="lastRow">
+    <w:tblStylePr w:type="firstRow">
       <w:rPr>
         <w:b/>
         <w:color w:val="404040"/>
@@ -6464,6 +5993,52 @@
         </w:tcBorders>
       </w:tcPr>
     </w:tblStylePr>
+    <w:tblStylePr w:type="lastCol">
+      <w:rPr>
+        <w:i/>
+        <w:color w:val="404040"/>
+      </w:rPr>
+      <w:pPr>
+        <w:pBdr/>
+        <w:spacing/>
+        <w:ind/>
+      </w:pPr>
+      <w:tblPr>
+        <w:tblBorders/>
+      </w:tblPr>
+      <w:tcPr>
+        <w:shd w:val="clear" w:color="ffffff"/>
+        <w:tcBorders>
+          <w:top w:val="none" w:color="000000" w:sz="4" w:space="0"/>
+          <w:left w:val="none" w:color="000000" w:sz="4" w:space="0"/>
+          <w:bottom w:val="none" w:color="000000" w:sz="4" w:space="0"/>
+          <w:right w:val="none" w:color="000000" w:sz="4" w:space="0"/>
+        </w:tcBorders>
+      </w:tcPr>
+    </w:tblStylePr>
+    <w:tblStylePr w:type="lastRow">
+      <w:rPr>
+        <w:b/>
+        <w:color w:val="404040"/>
+      </w:rPr>
+      <w:pPr>
+        <w:pBdr/>
+        <w:spacing/>
+        <w:ind/>
+      </w:pPr>
+      <w:tblPr>
+        <w:tblBorders/>
+      </w:tblPr>
+      <w:tcPr>
+        <w:shd w:val="clear" w:color="ffffff"/>
+        <w:tcBorders>
+          <w:top w:val="none" w:color="000000" w:sz="4" w:space="0"/>
+          <w:left w:val="none" w:color="000000" w:sz="4" w:space="0"/>
+          <w:bottom w:val="none" w:color="000000" w:sz="4" w:space="0"/>
+          <w:right w:val="none" w:color="000000" w:sz="4" w:space="0"/>
+        </w:tcBorders>
+      </w:tcPr>
+    </w:tblStylePr>
     <w:tblStylePr w:type="nwCell">
       <w:pPr>
         <w:pBdr/>
@@ -6530,9 +6105,9 @@
       </w:tcPr>
     </w:tblStylePr>
   </w:style>
-  <w:style w:type="table" w:styleId="37">
+  <w:style w:type="table" w:styleId="726">
     <w:name w:val="Grid Table 3 - Accent 4"/>
-    <w:basedOn w:val="665"/>
+    <w:basedOn w:val="887"/>
     <w:uiPriority w:val="99"/>
     <w:pPr>
       <w:pBdr/>
@@ -6631,29 +6206,6 @@
         <w:tblBorders/>
       </w:tblPr>
       <w:tcPr>
-        <w:shd w:color="ffffff"/>
-        <w:tcBorders>
-          <w:top w:val="none" w:color="000000" w:sz="4" w:space="0"/>
-          <w:left w:val="none" w:color="000000" w:sz="4" w:space="0"/>
-          <w:bottom w:val="none" w:color="000000" w:sz="4" w:space="0"/>
-          <w:right w:val="none" w:color="000000" w:sz="4" w:space="0"/>
-        </w:tcBorders>
-      </w:tcPr>
-    </w:tblStylePr>
-    <w:tblStylePr w:type="firstRow">
-      <w:rPr>
-        <w:b/>
-        <w:color w:val="404040"/>
-      </w:rPr>
-      <w:pPr>
-        <w:pBdr/>
-        <w:spacing/>
-        <w:ind/>
-      </w:pPr>
-      <w:tblPr>
-        <w:tblBorders/>
-      </w:tblPr>
-      <w:tcPr>
         <w:shd w:val="clear" w:color="ffffff"/>
         <w:tcBorders>
           <w:top w:val="none" w:color="000000" w:sz="4" w:space="0"/>
@@ -6663,30 +6215,7 @@
         </w:tcBorders>
       </w:tcPr>
     </w:tblStylePr>
-    <w:tblStylePr w:type="lastCol">
-      <w:rPr>
-        <w:i/>
-        <w:color w:val="404040"/>
-      </w:rPr>
-      <w:pPr>
-        <w:pBdr/>
-        <w:spacing/>
-        <w:ind/>
-      </w:pPr>
-      <w:tblPr>
-        <w:tblBorders/>
-      </w:tblPr>
-      <w:tcPr>
-        <w:shd w:color="ffffff"/>
-        <w:tcBorders>
-          <w:top w:val="none" w:color="000000" w:sz="4" w:space="0"/>
-          <w:left w:val="none" w:color="000000" w:sz="4" w:space="0"/>
-          <w:bottom w:val="none" w:color="000000" w:sz="4" w:space="0"/>
-          <w:right w:val="none" w:color="000000" w:sz="4" w:space="0"/>
-        </w:tcBorders>
-      </w:tcPr>
-    </w:tblStylePr>
-    <w:tblStylePr w:type="lastRow">
+    <w:tblStylePr w:type="firstRow">
       <w:rPr>
         <w:b/>
         <w:color w:val="404040"/>
@@ -6709,6 +6238,52 @@
         </w:tcBorders>
       </w:tcPr>
     </w:tblStylePr>
+    <w:tblStylePr w:type="lastCol">
+      <w:rPr>
+        <w:i/>
+        <w:color w:val="404040"/>
+      </w:rPr>
+      <w:pPr>
+        <w:pBdr/>
+        <w:spacing/>
+        <w:ind/>
+      </w:pPr>
+      <w:tblPr>
+        <w:tblBorders/>
+      </w:tblPr>
+      <w:tcPr>
+        <w:shd w:val="clear" w:color="ffffff"/>
+        <w:tcBorders>
+          <w:top w:val="none" w:color="000000" w:sz="4" w:space="0"/>
+          <w:left w:val="none" w:color="000000" w:sz="4" w:space="0"/>
+          <w:bottom w:val="none" w:color="000000" w:sz="4" w:space="0"/>
+          <w:right w:val="none" w:color="000000" w:sz="4" w:space="0"/>
+        </w:tcBorders>
+      </w:tcPr>
+    </w:tblStylePr>
+    <w:tblStylePr w:type="lastRow">
+      <w:rPr>
+        <w:b/>
+        <w:color w:val="404040"/>
+      </w:rPr>
+      <w:pPr>
+        <w:pBdr/>
+        <w:spacing/>
+        <w:ind/>
+      </w:pPr>
+      <w:tblPr>
+        <w:tblBorders/>
+      </w:tblPr>
+      <w:tcPr>
+        <w:shd w:val="clear" w:color="ffffff"/>
+        <w:tcBorders>
+          <w:top w:val="none" w:color="000000" w:sz="4" w:space="0"/>
+          <w:left w:val="none" w:color="000000" w:sz="4" w:space="0"/>
+          <w:bottom w:val="none" w:color="000000" w:sz="4" w:space="0"/>
+          <w:right w:val="none" w:color="000000" w:sz="4" w:space="0"/>
+        </w:tcBorders>
+      </w:tcPr>
+    </w:tblStylePr>
     <w:tblStylePr w:type="nwCell">
       <w:pPr>
         <w:pBdr/>
@@ -6775,9 +6350,9 @@
       </w:tcPr>
     </w:tblStylePr>
   </w:style>
-  <w:style w:type="table" w:styleId="38">
+  <w:style w:type="table" w:styleId="727">
     <w:name w:val="Grid Table 3 - Accent 5"/>
-    <w:basedOn w:val="665"/>
+    <w:basedOn w:val="887"/>
     <w:uiPriority w:val="99"/>
     <w:pPr>
       <w:pBdr/>
@@ -6876,29 +6451,6 @@
         <w:tblBorders/>
       </w:tblPr>
       <w:tcPr>
-        <w:shd w:color="ffffff"/>
-        <w:tcBorders>
-          <w:top w:val="none" w:color="000000" w:sz="4" w:space="0"/>
-          <w:left w:val="none" w:color="000000" w:sz="4" w:space="0"/>
-          <w:bottom w:val="none" w:color="000000" w:sz="4" w:space="0"/>
-          <w:right w:val="none" w:color="000000" w:sz="4" w:space="0"/>
-        </w:tcBorders>
-      </w:tcPr>
-    </w:tblStylePr>
-    <w:tblStylePr w:type="firstRow">
-      <w:rPr>
-        <w:b/>
-        <w:color w:val="404040"/>
-      </w:rPr>
-      <w:pPr>
-        <w:pBdr/>
-        <w:spacing/>
-        <w:ind/>
-      </w:pPr>
-      <w:tblPr>
-        <w:tblBorders/>
-      </w:tblPr>
-      <w:tcPr>
         <w:shd w:val="clear" w:color="ffffff"/>
         <w:tcBorders>
           <w:top w:val="none" w:color="000000" w:sz="4" w:space="0"/>
@@ -6908,30 +6460,7 @@
         </w:tcBorders>
       </w:tcPr>
     </w:tblStylePr>
-    <w:tblStylePr w:type="lastCol">
-      <w:rPr>
-        <w:i/>
-        <w:color w:val="404040"/>
-      </w:rPr>
-      <w:pPr>
-        <w:pBdr/>
-        <w:spacing/>
-        <w:ind/>
-      </w:pPr>
-      <w:tblPr>
-        <w:tblBorders/>
-      </w:tblPr>
-      <w:tcPr>
-        <w:shd w:color="ffffff"/>
-        <w:tcBorders>
-          <w:top w:val="none" w:color="000000" w:sz="4" w:space="0"/>
-          <w:left w:val="none" w:color="000000" w:sz="4" w:space="0"/>
-          <w:bottom w:val="none" w:color="000000" w:sz="4" w:space="0"/>
-          <w:right w:val="none" w:color="000000" w:sz="4" w:space="0"/>
-        </w:tcBorders>
-      </w:tcPr>
-    </w:tblStylePr>
-    <w:tblStylePr w:type="lastRow">
+    <w:tblStylePr w:type="firstRow">
       <w:rPr>
         <w:b/>
         <w:color w:val="404040"/>
@@ -6954,6 +6483,52 @@
         </w:tcBorders>
       </w:tcPr>
     </w:tblStylePr>
+    <w:tblStylePr w:type="lastCol">
+      <w:rPr>
+        <w:i/>
+        <w:color w:val="404040"/>
+      </w:rPr>
+      <w:pPr>
+        <w:pBdr/>
+        <w:spacing/>
+        <w:ind/>
+      </w:pPr>
+      <w:tblPr>
+        <w:tblBorders/>
+      </w:tblPr>
+      <w:tcPr>
+        <w:shd w:val="clear" w:color="ffffff"/>
+        <w:tcBorders>
+          <w:top w:val="none" w:color="000000" w:sz="4" w:space="0"/>
+          <w:left w:val="none" w:color="000000" w:sz="4" w:space="0"/>
+          <w:bottom w:val="none" w:color="000000" w:sz="4" w:space="0"/>
+          <w:right w:val="none" w:color="000000" w:sz="4" w:space="0"/>
+        </w:tcBorders>
+      </w:tcPr>
+    </w:tblStylePr>
+    <w:tblStylePr w:type="lastRow">
+      <w:rPr>
+        <w:b/>
+        <w:color w:val="404040"/>
+      </w:rPr>
+      <w:pPr>
+        <w:pBdr/>
+        <w:spacing/>
+        <w:ind/>
+      </w:pPr>
+      <w:tblPr>
+        <w:tblBorders/>
+      </w:tblPr>
+      <w:tcPr>
+        <w:shd w:val="clear" w:color="ffffff"/>
+        <w:tcBorders>
+          <w:top w:val="none" w:color="000000" w:sz="4" w:space="0"/>
+          <w:left w:val="none" w:color="000000" w:sz="4" w:space="0"/>
+          <w:bottom w:val="none" w:color="000000" w:sz="4" w:space="0"/>
+          <w:right w:val="none" w:color="000000" w:sz="4" w:space="0"/>
+        </w:tcBorders>
+      </w:tcPr>
+    </w:tblStylePr>
     <w:tblStylePr w:type="nwCell">
       <w:pPr>
         <w:pBdr/>
@@ -7020,9 +6595,9 @@
       </w:tcPr>
     </w:tblStylePr>
   </w:style>
-  <w:style w:type="table" w:styleId="39">
+  <w:style w:type="table" w:styleId="728">
     <w:name w:val="Grid Table 3 - Accent 6"/>
-    <w:basedOn w:val="665"/>
+    <w:basedOn w:val="887"/>
     <w:uiPriority w:val="99"/>
     <w:pPr>
       <w:pBdr/>
@@ -7121,29 +6696,6 @@
         <w:tblBorders/>
       </w:tblPr>
       <w:tcPr>
-        <w:shd w:color="ffffff"/>
-        <w:tcBorders>
-          <w:top w:val="none" w:color="000000" w:sz="4" w:space="0"/>
-          <w:left w:val="none" w:color="000000" w:sz="4" w:space="0"/>
-          <w:bottom w:val="none" w:color="000000" w:sz="4" w:space="0"/>
-          <w:right w:val="none" w:color="000000" w:sz="4" w:space="0"/>
-        </w:tcBorders>
-      </w:tcPr>
-    </w:tblStylePr>
-    <w:tblStylePr w:type="firstRow">
-      <w:rPr>
-        <w:b/>
-        <w:color w:val="404040"/>
-      </w:rPr>
-      <w:pPr>
-        <w:pBdr/>
-        <w:spacing/>
-        <w:ind/>
-      </w:pPr>
-      <w:tblPr>
-        <w:tblBorders/>
-      </w:tblPr>
-      <w:tcPr>
         <w:shd w:val="clear" w:color="ffffff"/>
         <w:tcBorders>
           <w:top w:val="none" w:color="000000" w:sz="4" w:space="0"/>
@@ -7153,30 +6705,7 @@
         </w:tcBorders>
       </w:tcPr>
     </w:tblStylePr>
-    <w:tblStylePr w:type="lastCol">
-      <w:rPr>
-        <w:i/>
-        <w:color w:val="404040"/>
-      </w:rPr>
-      <w:pPr>
-        <w:pBdr/>
-        <w:spacing/>
-        <w:ind/>
-      </w:pPr>
-      <w:tblPr>
-        <w:tblBorders/>
-      </w:tblPr>
-      <w:tcPr>
-        <w:shd w:color="ffffff"/>
-        <w:tcBorders>
-          <w:top w:val="none" w:color="000000" w:sz="4" w:space="0"/>
-          <w:left w:val="none" w:color="000000" w:sz="4" w:space="0"/>
-          <w:bottom w:val="none" w:color="000000" w:sz="4" w:space="0"/>
-          <w:right w:val="none" w:color="000000" w:sz="4" w:space="0"/>
-        </w:tcBorders>
-      </w:tcPr>
-    </w:tblStylePr>
-    <w:tblStylePr w:type="lastRow">
+    <w:tblStylePr w:type="firstRow">
       <w:rPr>
         <w:b/>
         <w:color w:val="404040"/>
@@ -7199,6 +6728,52 @@
         </w:tcBorders>
       </w:tcPr>
     </w:tblStylePr>
+    <w:tblStylePr w:type="lastCol">
+      <w:rPr>
+        <w:i/>
+        <w:color w:val="404040"/>
+      </w:rPr>
+      <w:pPr>
+        <w:pBdr/>
+        <w:spacing/>
+        <w:ind/>
+      </w:pPr>
+      <w:tblPr>
+        <w:tblBorders/>
+      </w:tblPr>
+      <w:tcPr>
+        <w:shd w:val="clear" w:color="ffffff"/>
+        <w:tcBorders>
+          <w:top w:val="none" w:color="000000" w:sz="4" w:space="0"/>
+          <w:left w:val="none" w:color="000000" w:sz="4" w:space="0"/>
+          <w:bottom w:val="none" w:color="000000" w:sz="4" w:space="0"/>
+          <w:right w:val="none" w:color="000000" w:sz="4" w:space="0"/>
+        </w:tcBorders>
+      </w:tcPr>
+    </w:tblStylePr>
+    <w:tblStylePr w:type="lastRow">
+      <w:rPr>
+        <w:b/>
+        <w:color w:val="404040"/>
+      </w:rPr>
+      <w:pPr>
+        <w:pBdr/>
+        <w:spacing/>
+        <w:ind/>
+      </w:pPr>
+      <w:tblPr>
+        <w:tblBorders/>
+      </w:tblPr>
+      <w:tcPr>
+        <w:shd w:val="clear" w:color="ffffff"/>
+        <w:tcBorders>
+          <w:top w:val="none" w:color="000000" w:sz="4" w:space="0"/>
+          <w:left w:val="none" w:color="000000" w:sz="4" w:space="0"/>
+          <w:bottom w:val="none" w:color="000000" w:sz="4" w:space="0"/>
+          <w:right w:val="none" w:color="000000" w:sz="4" w:space="0"/>
+        </w:tcBorders>
+      </w:tcPr>
+    </w:tblStylePr>
     <w:tblStylePr w:type="nwCell">
       <w:pPr>
         <w:pBdr/>
@@ -7265,9 +6840,9 @@
       </w:tcPr>
     </w:tblStylePr>
   </w:style>
-  <w:style w:type="table" w:styleId="40">
+  <w:style w:type="table" w:styleId="729">
     <w:name w:val="Grid Table 4"/>
-    <w:basedOn w:val="665"/>
+    <w:basedOn w:val="887"/>
     <w:uiPriority w:val="59"/>
     <w:pPr>
       <w:pBdr/>
@@ -7498,9 +7073,9 @@
       </w:tcPr>
     </w:tblStylePr>
   </w:style>
-  <w:style w:type="table" w:styleId="41">
+  <w:style w:type="table" w:styleId="730">
     <w:name w:val="Grid Table 4 - Accent 1"/>
-    <w:basedOn w:val="665"/>
+    <w:basedOn w:val="887"/>
     <w:uiPriority w:val="59"/>
     <w:pPr>
       <w:pBdr/>
@@ -7731,9 +7306,9 @@
       </w:tcPr>
     </w:tblStylePr>
   </w:style>
-  <w:style w:type="table" w:styleId="42">
+  <w:style w:type="table" w:styleId="731">
     <w:name w:val="Grid Table 4 - Accent 2"/>
-    <w:basedOn w:val="665"/>
+    <w:basedOn w:val="887"/>
     <w:uiPriority w:val="59"/>
     <w:pPr>
       <w:pBdr/>
@@ -7964,9 +7539,9 @@
       </w:tcPr>
     </w:tblStylePr>
   </w:style>
-  <w:style w:type="table" w:styleId="43">
+  <w:style w:type="table" w:styleId="732">
     <w:name w:val="Grid Table 4 - Accent 3"/>
-    <w:basedOn w:val="665"/>
+    <w:basedOn w:val="887"/>
     <w:uiPriority w:val="59"/>
     <w:pPr>
       <w:pBdr/>
@@ -8197,9 +7772,9 @@
       </w:tcPr>
     </w:tblStylePr>
   </w:style>
-  <w:style w:type="table" w:styleId="44">
+  <w:style w:type="table" w:styleId="733">
     <w:name w:val="Grid Table 4 - Accent 4"/>
-    <w:basedOn w:val="665"/>
+    <w:basedOn w:val="887"/>
     <w:uiPriority w:val="59"/>
     <w:pPr>
       <w:pBdr/>
@@ -8430,9 +8005,9 @@
       </w:tcPr>
     </w:tblStylePr>
   </w:style>
-  <w:style w:type="table" w:styleId="45">
+  <w:style w:type="table" w:styleId="734">
     <w:name w:val="Grid Table 4 - Accent 5"/>
-    <w:basedOn w:val="665"/>
+    <w:basedOn w:val="887"/>
     <w:uiPriority w:val="59"/>
     <w:pPr>
       <w:pBdr/>
@@ -8663,9 +8238,9 @@
       </w:tcPr>
     </w:tblStylePr>
   </w:style>
-  <w:style w:type="table" w:styleId="46">
+  <w:style w:type="table" w:styleId="735">
     <w:name w:val="Grid Table 4 - Accent 6"/>
-    <w:basedOn w:val="665"/>
+    <w:basedOn w:val="887"/>
     <w:uiPriority w:val="59"/>
     <w:pPr>
       <w:pBdr/>
@@ -8896,9 +8471,9 @@
       </w:tcPr>
     </w:tblStylePr>
   </w:style>
-  <w:style w:type="table" w:styleId="47">
+  <w:style w:type="table" w:styleId="736">
     <w:name w:val="Grid Table 5 Dark"/>
-    <w:basedOn w:val="665"/>
+    <w:basedOn w:val="887"/>
     <w:uiPriority w:val="99"/>
     <w:pPr>
       <w:pBdr/>
@@ -9124,9 +8699,9 @@
       </w:tcPr>
     </w:tblStylePr>
   </w:style>
-  <w:style w:type="table" w:styleId="48">
+  <w:style w:type="table" w:styleId="737">
     <w:name w:val="Grid Table 5 Dark- Accent 1"/>
-    <w:basedOn w:val="665"/>
+    <w:basedOn w:val="887"/>
     <w:uiPriority w:val="99"/>
     <w:pPr>
       <w:pBdr/>
@@ -9352,9 +8927,9 @@
       </w:tcPr>
     </w:tblStylePr>
   </w:style>
-  <w:style w:type="table" w:styleId="49">
+  <w:style w:type="table" w:styleId="738">
     <w:name w:val="Grid Table 5 Dark - Accent 2"/>
-    <w:basedOn w:val="665"/>
+    <w:basedOn w:val="887"/>
     <w:uiPriority w:val="99"/>
     <w:pPr>
       <w:pBdr/>
@@ -9580,9 +9155,9 @@
       </w:tcPr>
     </w:tblStylePr>
   </w:style>
-  <w:style w:type="table" w:styleId="50">
+  <w:style w:type="table" w:styleId="739">
     <w:name w:val="Grid Table 5 Dark - Accent 3"/>
-    <w:basedOn w:val="665"/>
+    <w:basedOn w:val="887"/>
     <w:uiPriority w:val="99"/>
     <w:pPr>
       <w:pBdr/>
@@ -9808,9 +9383,9 @@
       </w:tcPr>
     </w:tblStylePr>
   </w:style>
-  <w:style w:type="table" w:styleId="51">
+  <w:style w:type="table" w:styleId="740">
     <w:name w:val="Grid Table 5 Dark- Accent 4"/>
-    <w:basedOn w:val="665"/>
+    <w:basedOn w:val="887"/>
     <w:uiPriority w:val="99"/>
     <w:pPr>
       <w:pBdr/>
@@ -10036,9 +9611,9 @@
       </w:tcPr>
     </w:tblStylePr>
   </w:style>
-  <w:style w:type="table" w:styleId="52">
+  <w:style w:type="table" w:styleId="741">
     <w:name w:val="Grid Table 5 Dark - Accent 5"/>
-    <w:basedOn w:val="665"/>
+    <w:basedOn w:val="887"/>
     <w:uiPriority w:val="99"/>
     <w:pPr>
       <w:pBdr/>
@@ -10264,9 +9839,9 @@
       </w:tcPr>
     </w:tblStylePr>
   </w:style>
-  <w:style w:type="table" w:styleId="53">
+  <w:style w:type="table" w:styleId="742">
     <w:name w:val="Grid Table 5 Dark - Accent 6"/>
-    <w:basedOn w:val="665"/>
+    <w:basedOn w:val="887"/>
     <w:uiPriority w:val="99"/>
     <w:pPr>
       <w:pBdr/>
@@ -10492,9 +10067,9 @@
       </w:tcPr>
     </w:tblStylePr>
   </w:style>
-  <w:style w:type="table" w:styleId="54">
+  <w:style w:type="table" w:styleId="743">
     <w:name w:val="Grid Table 6 Colorful"/>
-    <w:basedOn w:val="665"/>
+    <w:basedOn w:val="887"/>
     <w:uiPriority w:val="99"/>
     <w:pPr>
       <w:pBdr/>
@@ -10722,9 +10297,9 @@
       </w:tcPr>
     </w:tblStylePr>
   </w:style>
-  <w:style w:type="table" w:styleId="55">
+  <w:style w:type="table" w:styleId="744">
     <w:name w:val="Grid Table 6 Colorful - Accent 1"/>
-    <w:basedOn w:val="665"/>
+    <w:basedOn w:val="887"/>
     <w:uiPriority w:val="99"/>
     <w:pPr>
       <w:pBdr/>
@@ -10952,9 +10527,9 @@
       </w:tcPr>
     </w:tblStylePr>
   </w:style>
-  <w:style w:type="table" w:styleId="56">
+  <w:style w:type="table" w:styleId="745">
     <w:name w:val="Grid Table 6 Colorful - Accent 2"/>
-    <w:basedOn w:val="665"/>
+    <w:basedOn w:val="887"/>
     <w:uiPriority w:val="99"/>
     <w:pPr>
       <w:pBdr/>
@@ -11182,9 +10757,9 @@
       </w:tcPr>
     </w:tblStylePr>
   </w:style>
-  <w:style w:type="table" w:styleId="57">
+  <w:style w:type="table" w:styleId="746">
     <w:name w:val="Grid Table 6 Colorful - Accent 3"/>
-    <w:basedOn w:val="665"/>
+    <w:basedOn w:val="887"/>
     <w:uiPriority w:val="99"/>
     <w:pPr>
       <w:pBdr/>
@@ -11412,9 +10987,9 @@
       </w:tcPr>
     </w:tblStylePr>
   </w:style>
-  <w:style w:type="table" w:styleId="58">
+  <w:style w:type="table" w:styleId="747">
     <w:name w:val="Grid Table 6 Colorful - Accent 4"/>
-    <w:basedOn w:val="665"/>
+    <w:basedOn w:val="887"/>
     <w:uiPriority w:val="99"/>
     <w:pPr>
       <w:pBdr/>
@@ -11642,9 +11217,9 @@
       </w:tcPr>
     </w:tblStylePr>
   </w:style>
-  <w:style w:type="table" w:styleId="59">
+  <w:style w:type="table" w:styleId="748">
     <w:name w:val="Grid Table 6 Colorful - Accent 5"/>
-    <w:basedOn w:val="665"/>
+    <w:basedOn w:val="887"/>
     <w:uiPriority w:val="99"/>
     <w:pPr>
       <w:pBdr/>
@@ -11872,9 +11447,9 @@
       </w:tcPr>
     </w:tblStylePr>
   </w:style>
-  <w:style w:type="table" w:styleId="60">
+  <w:style w:type="table" w:styleId="749">
     <w:name w:val="Grid Table 6 Colorful - Accent 6"/>
-    <w:basedOn w:val="665"/>
+    <w:basedOn w:val="887"/>
     <w:uiPriority w:val="99"/>
     <w:pPr>
       <w:pBdr/>
@@ -12102,9 +11677,9 @@
       </w:tcPr>
     </w:tblStylePr>
   </w:style>
-  <w:style w:type="table" w:styleId="61">
+  <w:style w:type="table" w:styleId="750">
     <w:name w:val="Grid Table 7 Colorful"/>
-    <w:basedOn w:val="665"/>
+    <w:basedOn w:val="887"/>
     <w:uiPriority w:val="99"/>
     <w:pPr>
       <w:pBdr/>
@@ -12206,11 +11781,11 @@
         <w:tblBorders/>
       </w:tblPr>
       <w:tcPr>
-        <w:shd w:color="ffffff"/>
+        <w:shd w:val="clear" w:color="ffffff"/>
         <w:tcBorders>
-          <w:top w:val="none"/>
-          <w:left w:val="none"/>
-          <w:bottom w:val="none"/>
+          <w:top w:val="none" w:color="000000" w:sz="4" w:space="0"/>
+          <w:left w:val="none" w:color="000000" w:sz="4" w:space="0"/>
+          <w:bottom w:val="none" w:color="000000" w:sz="4" w:space="0"/>
           <w:right w:val="single" w:color="000000" w:themeColor="text1" w:themeTint="80" w:sz="4" w:space="0"/>
         </w:tcBorders>
       </w:tcPr>
@@ -12233,10 +11808,10 @@
       <w:tcPr>
         <w:shd w:val="clear" w:color="ffffff" w:themeColor="light1" w:fill="ffffff" w:themeFill="light1"/>
         <w:tcBorders>
-          <w:top w:val="none"/>
-          <w:left w:val="none"/>
+          <w:top w:val="none" w:color="000000" w:sz="4" w:space="0"/>
+          <w:left w:val="none" w:color="000000" w:sz="4" w:space="0"/>
           <w:bottom w:val="single" w:color="000000" w:themeColor="text1" w:themeTint="80" w:sz="4" w:space="0"/>
-          <w:right w:val="none"/>
+          <w:right w:val="none" w:color="000000" w:sz="4" w:space="0"/>
         </w:tcBorders>
       </w:tcPr>
     </w:tblStylePr>
@@ -12256,12 +11831,12 @@
         <w:tblBorders/>
       </w:tblPr>
       <w:tcPr>
-        <w:shd w:color="ffffff"/>
+        <w:shd w:val="clear" w:color="ffffff"/>
         <w:tcBorders>
-          <w:top w:val="none"/>
+          <w:top w:val="none" w:color="000000" w:sz="4" w:space="0"/>
           <w:left w:val="single" w:color="000000" w:themeColor="text1" w:themeTint="80" w:sz="4" w:space="0"/>
-          <w:bottom w:val="none"/>
-          <w:right w:val="none"/>
+          <w:bottom w:val="none" w:color="000000" w:sz="4" w:space="0"/>
+          <w:right w:val="none" w:color="000000" w:sz="4" w:space="0"/>
         </w:tcBorders>
       </w:tcPr>
     </w:tblStylePr>
@@ -12284,9 +11859,9 @@
         <w:shd w:val="clear" w:color="ffffff" w:themeColor="light1" w:fill="ffffff" w:themeFill="light1"/>
         <w:tcBorders>
           <w:top w:val="single" w:color="000000" w:themeColor="text1" w:themeTint="80" w:sz="4" w:space="0"/>
-          <w:left w:val="none"/>
-          <w:bottom w:val="none"/>
-          <w:right w:val="none"/>
+          <w:left w:val="none" w:color="000000" w:sz="4" w:space="0"/>
+          <w:bottom w:val="none" w:color="000000" w:sz="4" w:space="0"/>
+          <w:right w:val="none" w:color="000000" w:sz="4" w:space="0"/>
         </w:tcBorders>
       </w:tcPr>
     </w:tblStylePr>
@@ -12356,9 +11931,9 @@
       </w:tcPr>
     </w:tblStylePr>
   </w:style>
-  <w:style w:type="table" w:styleId="62">
+  <w:style w:type="table" w:styleId="751">
     <w:name w:val="Grid Table 7 Colorful - Accent 1"/>
-    <w:basedOn w:val="665"/>
+    <w:basedOn w:val="887"/>
     <w:uiPriority w:val="99"/>
     <w:pPr>
       <w:pBdr/>
@@ -12460,11 +12035,11 @@
         <w:tblBorders/>
       </w:tblPr>
       <w:tcPr>
-        <w:shd w:color="ffffff"/>
+        <w:shd w:val="clear" w:color="ffffff"/>
         <w:tcBorders>
-          <w:top w:val="none"/>
-          <w:left w:val="none"/>
-          <w:bottom w:val="none"/>
+          <w:top w:val="none" w:color="000000" w:sz="4" w:space="0"/>
+          <w:left w:val="none" w:color="000000" w:sz="4" w:space="0"/>
+          <w:bottom w:val="none" w:color="000000" w:sz="4" w:space="0"/>
           <w:right w:val="single" w:color="000000" w:themeColor="accent1" w:themeTint="80" w:sz="4" w:space="0"/>
         </w:tcBorders>
       </w:tcPr>
@@ -12487,10 +12062,10 @@
       <w:tcPr>
         <w:shd w:val="clear" w:color="ffffff" w:themeColor="light1" w:fill="ffffff" w:themeFill="light1"/>
         <w:tcBorders>
-          <w:top w:val="none"/>
-          <w:left w:val="none"/>
+          <w:top w:val="none" w:color="000000" w:sz="4" w:space="0"/>
+          <w:left w:val="none" w:color="000000" w:sz="4" w:space="0"/>
           <w:bottom w:val="single" w:color="000000" w:themeColor="accent1" w:themeTint="80" w:sz="4" w:space="0"/>
-          <w:right w:val="none"/>
+          <w:right w:val="none" w:color="000000" w:sz="4" w:space="0"/>
         </w:tcBorders>
       </w:tcPr>
     </w:tblStylePr>
@@ -12510,12 +12085,12 @@
         <w:tblBorders/>
       </w:tblPr>
       <w:tcPr>
-        <w:shd w:color="ffffff"/>
+        <w:shd w:val="clear" w:color="ffffff"/>
         <w:tcBorders>
-          <w:top w:val="none"/>
+          <w:top w:val="none" w:color="000000" w:sz="4" w:space="0"/>
           <w:left w:val="single" w:color="000000" w:themeColor="accent1" w:themeTint="80" w:sz="4" w:space="0"/>
-          <w:bottom w:val="none"/>
-          <w:right w:val="none"/>
+          <w:bottom w:val="none" w:color="000000" w:sz="4" w:space="0"/>
+          <w:right w:val="none" w:color="000000" w:sz="4" w:space="0"/>
         </w:tcBorders>
       </w:tcPr>
     </w:tblStylePr>
@@ -12538,9 +12113,9 @@
         <w:shd w:val="clear" w:color="ffffff" w:themeColor="light1" w:fill="ffffff" w:themeFill="light1"/>
         <w:tcBorders>
           <w:top w:val="single" w:color="000000" w:themeColor="accent1" w:themeTint="80" w:sz="4" w:space="0"/>
-          <w:left w:val="none"/>
-          <w:bottom w:val="none"/>
-          <w:right w:val="none"/>
+          <w:left w:val="none" w:color="000000" w:sz="4" w:space="0"/>
+          <w:bottom w:val="none" w:color="000000" w:sz="4" w:space="0"/>
+          <w:right w:val="none" w:color="000000" w:sz="4" w:space="0"/>
         </w:tcBorders>
       </w:tcPr>
     </w:tblStylePr>
@@ -12610,9 +12185,9 @@
       </w:tcPr>
     </w:tblStylePr>
   </w:style>
-  <w:style w:type="table" w:styleId="63">
+  <w:style w:type="table" w:styleId="752">
     <w:name w:val="Grid Table 7 Colorful - Accent 2"/>
-    <w:basedOn w:val="665"/>
+    <w:basedOn w:val="887"/>
     <w:uiPriority w:val="99"/>
     <w:pPr>
       <w:pBdr/>
@@ -12714,11 +12289,11 @@
         <w:tblBorders/>
       </w:tblPr>
       <w:tcPr>
-        <w:shd w:color="ffffff"/>
+        <w:shd w:val="clear" w:color="ffffff"/>
         <w:tcBorders>
-          <w:top w:val="none"/>
-          <w:left w:val="none"/>
-          <w:bottom w:val="none"/>
+          <w:top w:val="none" w:color="000000" w:sz="4" w:space="0"/>
+          <w:left w:val="none" w:color="000000" w:sz="4" w:space="0"/>
+          <w:bottom w:val="none" w:color="000000" w:sz="4" w:space="0"/>
           <w:right w:val="single" w:color="000000" w:themeColor="accent2" w:themeTint="97" w:sz="4" w:space="0"/>
         </w:tcBorders>
       </w:tcPr>
@@ -12741,10 +12316,10 @@
       <w:tcPr>
         <w:shd w:val="clear" w:color="ffffff" w:themeColor="light1" w:fill="ffffff" w:themeFill="light1"/>
         <w:tcBorders>
-          <w:top w:val="none"/>
-          <w:left w:val="none"/>
+          <w:top w:val="none" w:color="000000" w:sz="4" w:space="0"/>
+          <w:left w:val="none" w:color="000000" w:sz="4" w:space="0"/>
           <w:bottom w:val="single" w:color="000000" w:themeColor="accent2" w:themeTint="97" w:sz="4" w:space="0"/>
-          <w:right w:val="none"/>
+          <w:right w:val="none" w:color="000000" w:sz="4" w:space="0"/>
         </w:tcBorders>
       </w:tcPr>
     </w:tblStylePr>
@@ -12764,12 +12339,12 @@
         <w:tblBorders/>
       </w:tblPr>
       <w:tcPr>
-        <w:shd w:color="ffffff"/>
+        <w:shd w:val="clear" w:color="ffffff"/>
         <w:tcBorders>
-          <w:top w:val="none"/>
+          <w:top w:val="none" w:color="000000" w:sz="4" w:space="0"/>
           <w:left w:val="single" w:color="000000" w:themeColor="accent2" w:themeTint="97" w:sz="4" w:space="0"/>
-          <w:bottom w:val="none"/>
-          <w:right w:val="none"/>
+          <w:bottom w:val="none" w:color="000000" w:sz="4" w:space="0"/>
+          <w:right w:val="none" w:color="000000" w:sz="4" w:space="0"/>
         </w:tcBorders>
       </w:tcPr>
     </w:tblStylePr>
@@ -12792,9 +12367,9 @@
         <w:shd w:val="clear" w:color="ffffff" w:themeColor="light1" w:fill="ffffff" w:themeFill="light1"/>
         <w:tcBorders>
           <w:top w:val="single" w:color="000000" w:themeColor="accent2" w:themeTint="97" w:sz="4" w:space="0"/>
-          <w:left w:val="none"/>
-          <w:bottom w:val="none"/>
-          <w:right w:val="none"/>
+          <w:left w:val="none" w:color="000000" w:sz="4" w:space="0"/>
+          <w:bottom w:val="none" w:color="000000" w:sz="4" w:space="0"/>
+          <w:right w:val="none" w:color="000000" w:sz="4" w:space="0"/>
         </w:tcBorders>
       </w:tcPr>
     </w:tblStylePr>
@@ -12864,9 +12439,9 @@
       </w:tcPr>
     </w:tblStylePr>
   </w:style>
-  <w:style w:type="table" w:styleId="64">
+  <w:style w:type="table" w:styleId="753">
     <w:name w:val="Grid Table 7 Colorful - Accent 3"/>
-    <w:basedOn w:val="665"/>
+    <w:basedOn w:val="887"/>
     <w:uiPriority w:val="99"/>
     <w:pPr>
       <w:pBdr/>
@@ -12968,11 +12543,11 @@
         <w:tblBorders/>
       </w:tblPr>
       <w:tcPr>
-        <w:shd w:color="ffffff"/>
+        <w:shd w:val="clear" w:color="ffffff"/>
         <w:tcBorders>
-          <w:top w:val="none"/>
-          <w:left w:val="none"/>
-          <w:bottom w:val="none"/>
+          <w:top w:val="none" w:color="000000" w:sz="4" w:space="0"/>
+          <w:left w:val="none" w:color="000000" w:sz="4" w:space="0"/>
+          <w:bottom w:val="none" w:color="000000" w:sz="4" w:space="0"/>
           <w:right w:val="single" w:color="000000" w:themeColor="accent3" w:themeTint="FE" w:sz="4" w:space="0"/>
         </w:tcBorders>
       </w:tcPr>
@@ -12995,10 +12570,10 @@
       <w:tcPr>
         <w:shd w:val="clear" w:color="ffffff" w:themeColor="light1" w:fill="ffffff" w:themeFill="light1"/>
         <w:tcBorders>
-          <w:top w:val="none"/>
-          <w:left w:val="none"/>
+          <w:top w:val="none" w:color="000000" w:sz="4" w:space="0"/>
+          <w:left w:val="none" w:color="000000" w:sz="4" w:space="0"/>
           <w:bottom w:val="single" w:color="000000" w:themeColor="accent3" w:themeTint="FE" w:sz="4" w:space="0"/>
-          <w:right w:val="none"/>
+          <w:right w:val="none" w:color="000000" w:sz="4" w:space="0"/>
         </w:tcBorders>
       </w:tcPr>
     </w:tblStylePr>
@@ -13018,12 +12593,12 @@
         <w:tblBorders/>
       </w:tblPr>
       <w:tcPr>
-        <w:shd w:color="ffffff"/>
+        <w:shd w:val="clear" w:color="ffffff"/>
         <w:tcBorders>
-          <w:top w:val="none"/>
+          <w:top w:val="none" w:color="000000" w:sz="4" w:space="0"/>
           <w:left w:val="single" w:color="000000" w:themeColor="accent3" w:themeTint="FE" w:sz="4" w:space="0"/>
-          <w:bottom w:val="none"/>
-          <w:right w:val="none"/>
+          <w:bottom w:val="none" w:color="000000" w:sz="4" w:space="0"/>
+          <w:right w:val="none" w:color="000000" w:sz="4" w:space="0"/>
         </w:tcBorders>
       </w:tcPr>
     </w:tblStylePr>
@@ -13046,9 +12621,9 @@
         <w:shd w:val="clear" w:color="ffffff" w:themeColor="light1" w:fill="ffffff" w:themeFill="light1"/>
         <w:tcBorders>
           <w:top w:val="single" w:color="000000" w:themeColor="accent3" w:themeTint="FE" w:sz="4" w:space="0"/>
-          <w:left w:val="none"/>
-          <w:bottom w:val="none"/>
-          <w:right w:val="none"/>
+          <w:left w:val="none" w:color="000000" w:sz="4" w:space="0"/>
+          <w:bottom w:val="none" w:color="000000" w:sz="4" w:space="0"/>
+          <w:right w:val="none" w:color="000000" w:sz="4" w:space="0"/>
         </w:tcBorders>
       </w:tcPr>
     </w:tblStylePr>
@@ -13118,9 +12693,9 @@
       </w:tcPr>
     </w:tblStylePr>
   </w:style>
-  <w:style w:type="table" w:styleId="65">
+  <w:style w:type="table" w:styleId="754">
     <w:name w:val="Grid Table 7 Colorful - Accent 4"/>
-    <w:basedOn w:val="665"/>
+    <w:basedOn w:val="887"/>
     <w:uiPriority w:val="99"/>
     <w:pPr>
       <w:pBdr/>
@@ -13222,11 +12797,11 @@
         <w:tblBorders/>
       </w:tblPr>
       <w:tcPr>
-        <w:shd w:color="ffffff"/>
+        <w:shd w:val="clear" w:color="ffffff"/>
         <w:tcBorders>
-          <w:top w:val="none"/>
-          <w:left w:val="none"/>
-          <w:bottom w:val="none"/>
+          <w:top w:val="none" w:color="000000" w:sz="4" w:space="0"/>
+          <w:left w:val="none" w:color="000000" w:sz="4" w:space="0"/>
+          <w:bottom w:val="none" w:color="000000" w:sz="4" w:space="0"/>
           <w:right w:val="single" w:color="000000" w:themeColor="accent4" w:themeTint="9A" w:sz="4" w:space="0"/>
         </w:tcBorders>
       </w:tcPr>
@@ -13249,10 +12824,10 @@
       <w:tcPr>
         <w:shd w:val="clear" w:color="ffffff" w:themeColor="light1" w:fill="ffffff" w:themeFill="light1"/>
         <w:tcBorders>
-          <w:top w:val="none"/>
-          <w:left w:val="none"/>
+          <w:top w:val="none" w:color="000000" w:sz="4" w:space="0"/>
+          <w:left w:val="none" w:color="000000" w:sz="4" w:space="0"/>
           <w:bottom w:val="single" w:color="000000" w:themeColor="accent4" w:themeTint="9A" w:sz="4" w:space="0"/>
-          <w:right w:val="none"/>
+          <w:right w:val="none" w:color="000000" w:sz="4" w:space="0"/>
         </w:tcBorders>
       </w:tcPr>
     </w:tblStylePr>
@@ -13272,12 +12847,12 @@
         <w:tblBorders/>
       </w:tblPr>
       <w:tcPr>
-        <w:shd w:color="ffffff"/>
+        <w:shd w:val="clear" w:color="ffffff"/>
         <w:tcBorders>
-          <w:top w:val="none"/>
+          <w:top w:val="none" w:color="000000" w:sz="4" w:space="0"/>
           <w:left w:val="single" w:color="000000" w:themeColor="accent4" w:themeTint="9A" w:sz="4" w:space="0"/>
-          <w:bottom w:val="none"/>
-          <w:right w:val="none"/>
+          <w:bottom w:val="none" w:color="000000" w:sz="4" w:space="0"/>
+          <w:right w:val="none" w:color="000000" w:sz="4" w:space="0"/>
         </w:tcBorders>
       </w:tcPr>
     </w:tblStylePr>
@@ -13300,9 +12875,9 @@
         <w:shd w:val="clear" w:color="ffffff" w:themeColor="light1" w:fill="ffffff" w:themeFill="light1"/>
         <w:tcBorders>
           <w:top w:val="single" w:color="000000" w:themeColor="accent4" w:themeTint="9A" w:sz="4" w:space="0"/>
-          <w:left w:val="none"/>
-          <w:bottom w:val="none"/>
-          <w:right w:val="none"/>
+          <w:left w:val="none" w:color="000000" w:sz="4" w:space="0"/>
+          <w:bottom w:val="none" w:color="000000" w:sz="4" w:space="0"/>
+          <w:right w:val="none" w:color="000000" w:sz="4" w:space="0"/>
         </w:tcBorders>
       </w:tcPr>
     </w:tblStylePr>
@@ -13372,9 +12947,9 @@
       </w:tcPr>
     </w:tblStylePr>
   </w:style>
-  <w:style w:type="table" w:styleId="66">
+  <w:style w:type="table" w:styleId="755">
     <w:name w:val="Grid Table 7 Colorful - Accent 5"/>
-    <w:basedOn w:val="665"/>
+    <w:basedOn w:val="887"/>
     <w:uiPriority w:val="99"/>
     <w:pPr>
       <w:pBdr/>
@@ -13476,11 +13051,11 @@
         <w:tblBorders/>
       </w:tblPr>
       <w:tcPr>
-        <w:shd w:color="ffffff"/>
+        <w:shd w:val="clear" w:color="ffffff"/>
         <w:tcBorders>
-          <w:top w:val="none"/>
-          <w:left w:val="none"/>
-          <w:bottom w:val="none"/>
+          <w:top w:val="none" w:color="000000" w:sz="4" w:space="0"/>
+          <w:left w:val="none" w:color="000000" w:sz="4" w:space="0"/>
+          <w:bottom w:val="none" w:color="000000" w:sz="4" w:space="0"/>
           <w:right w:val="single" w:color="000000" w:themeColor="accent5" w:themeTint="90" w:sz="4" w:space="0"/>
         </w:tcBorders>
       </w:tcPr>
@@ -13503,10 +13078,10 @@
       <w:tcPr>
         <w:shd w:val="clear" w:color="ffffff" w:themeColor="light1" w:fill="ffffff" w:themeFill="light1"/>
         <w:tcBorders>
-          <w:top w:val="none"/>
-          <w:left w:val="none"/>
+          <w:top w:val="none" w:color="000000" w:sz="4" w:space="0"/>
+          <w:left w:val="none" w:color="000000" w:sz="4" w:space="0"/>
           <w:bottom w:val="single" w:color="000000" w:themeColor="accent5" w:themeTint="90" w:sz="4" w:space="0"/>
-          <w:right w:val="none"/>
+          <w:right w:val="none" w:color="000000" w:sz="4" w:space="0"/>
         </w:tcBorders>
       </w:tcPr>
     </w:tblStylePr>
@@ -13526,12 +13101,12 @@
         <w:tblBorders/>
       </w:tblPr>
       <w:tcPr>
-        <w:shd w:color="ffffff"/>
+        <w:shd w:val="clear" w:color="ffffff"/>
         <w:tcBorders>
-          <w:top w:val="none"/>
+          <w:top w:val="none" w:color="000000" w:sz="4" w:space="0"/>
           <w:left w:val="single" w:color="000000" w:themeColor="accent5" w:themeTint="90" w:sz="4" w:space="0"/>
-          <w:bottom w:val="none"/>
-          <w:right w:val="none"/>
+          <w:bottom w:val="none" w:color="000000" w:sz="4" w:space="0"/>
+          <w:right w:val="none" w:color="000000" w:sz="4" w:space="0"/>
         </w:tcBorders>
       </w:tcPr>
     </w:tblStylePr>
@@ -13554,9 +13129,9 @@
         <w:shd w:val="clear" w:color="ffffff" w:themeColor="light1" w:fill="ffffff" w:themeFill="light1"/>
         <w:tcBorders>
           <w:top w:val="single" w:color="000000" w:themeColor="accent5" w:themeTint="90" w:sz="4" w:space="0"/>
-          <w:left w:val="none"/>
-          <w:bottom w:val="none"/>
-          <w:right w:val="none"/>
+          <w:left w:val="none" w:color="000000" w:sz="4" w:space="0"/>
+          <w:bottom w:val="none" w:color="000000" w:sz="4" w:space="0"/>
+          <w:right w:val="none" w:color="000000" w:sz="4" w:space="0"/>
         </w:tcBorders>
       </w:tcPr>
     </w:tblStylePr>
@@ -13626,9 +13201,9 @@
       </w:tcPr>
     </w:tblStylePr>
   </w:style>
-  <w:style w:type="table" w:styleId="67">
+  <w:style w:type="table" w:styleId="756">
     <w:name w:val="Grid Table 7 Colorful - Accent 6"/>
-    <w:basedOn w:val="665"/>
+    <w:basedOn w:val="887"/>
     <w:uiPriority w:val="99"/>
     <w:pPr>
       <w:pBdr/>
@@ -13730,11 +13305,11 @@
         <w:tblBorders/>
       </w:tblPr>
       <w:tcPr>
-        <w:shd w:color="ffffff"/>
+        <w:shd w:val="clear" w:color="ffffff"/>
         <w:tcBorders>
-          <w:top w:val="none"/>
-          <w:left w:val="none"/>
-          <w:bottom w:val="none"/>
+          <w:top w:val="none" w:color="000000" w:sz="4" w:space="0"/>
+          <w:left w:val="none" w:color="000000" w:sz="4" w:space="0"/>
+          <w:bottom w:val="none" w:color="000000" w:sz="4" w:space="0"/>
           <w:right w:val="single" w:color="000000" w:themeColor="accent6" w:themeTint="90" w:sz="4" w:space="0"/>
         </w:tcBorders>
       </w:tcPr>
@@ -13757,10 +13332,10 @@
       <w:tcPr>
         <w:shd w:val="clear" w:color="ffffff" w:themeColor="light1" w:fill="ffffff" w:themeFill="light1"/>
         <w:tcBorders>
-          <w:top w:val="none"/>
-          <w:left w:val="none"/>
+          <w:top w:val="none" w:color="000000" w:sz="4" w:space="0"/>
+          <w:left w:val="none" w:color="000000" w:sz="4" w:space="0"/>
           <w:bottom w:val="single" w:color="000000" w:themeColor="accent6" w:themeTint="90" w:sz="4" w:space="0"/>
-          <w:right w:val="none"/>
+          <w:right w:val="none" w:color="000000" w:sz="4" w:space="0"/>
         </w:tcBorders>
       </w:tcPr>
     </w:tblStylePr>
@@ -13780,12 +13355,12 @@
         <w:tblBorders/>
       </w:tblPr>
       <w:tcPr>
-        <w:shd w:color="ffffff"/>
+        <w:shd w:val="clear" w:color="ffffff"/>
         <w:tcBorders>
-          <w:top w:val="none"/>
+          <w:top w:val="none" w:color="000000" w:sz="4" w:space="0"/>
           <w:left w:val="single" w:color="000000" w:themeColor="accent6" w:themeTint="90" w:sz="4" w:space="0"/>
-          <w:bottom w:val="none"/>
-          <w:right w:val="none"/>
+          <w:bottom w:val="none" w:color="000000" w:sz="4" w:space="0"/>
+          <w:right w:val="none" w:color="000000" w:sz="4" w:space="0"/>
         </w:tcBorders>
       </w:tcPr>
     </w:tblStylePr>
@@ -13808,9 +13383,9 @@
         <w:shd w:val="clear" w:color="ffffff" w:themeColor="light1" w:fill="ffffff" w:themeFill="light1"/>
         <w:tcBorders>
           <w:top w:val="single" w:color="000000" w:themeColor="accent6" w:themeTint="90" w:sz="4" w:space="0"/>
-          <w:left w:val="none"/>
-          <w:bottom w:val="none"/>
-          <w:right w:val="none"/>
+          <w:left w:val="none" w:color="000000" w:sz="4" w:space="0"/>
+          <w:bottom w:val="none" w:color="000000" w:sz="4" w:space="0"/>
+          <w:right w:val="none" w:color="000000" w:sz="4" w:space="0"/>
         </w:tcBorders>
       </w:tcPr>
     </w:tblStylePr>
@@ -13880,9 +13455,9 @@
       </w:tcPr>
     </w:tblStylePr>
   </w:style>
-  <w:style w:type="table" w:styleId="68">
+  <w:style w:type="table" w:styleId="757">
     <w:name w:val="List Table 1 Light"/>
-    <w:basedOn w:val="665"/>
+    <w:basedOn w:val="887"/>
     <w:uiPriority w:val="99"/>
     <w:pPr>
       <w:pBdr/>
@@ -14096,9 +13671,9 @@
       </w:tcPr>
     </w:tblStylePr>
   </w:style>
-  <w:style w:type="table" w:styleId="69">
+  <w:style w:type="table" w:styleId="758">
     <w:name w:val="List Table 1 Light - Accent 1"/>
-    <w:basedOn w:val="665"/>
+    <w:basedOn w:val="887"/>
     <w:uiPriority w:val="99"/>
     <w:pPr>
       <w:pBdr/>
@@ -14312,9 +13887,9 @@
       </w:tcPr>
     </w:tblStylePr>
   </w:style>
-  <w:style w:type="table" w:styleId="70">
+  <w:style w:type="table" w:styleId="759">
     <w:name w:val="List Table 1 Light - Accent 2"/>
-    <w:basedOn w:val="665"/>
+    <w:basedOn w:val="887"/>
     <w:uiPriority w:val="99"/>
     <w:pPr>
       <w:pBdr/>
@@ -14528,9 +14103,9 @@
       </w:tcPr>
     </w:tblStylePr>
   </w:style>
-  <w:style w:type="table" w:styleId="71">
+  <w:style w:type="table" w:styleId="760">
     <w:name w:val="List Table 1 Light - Accent 3"/>
-    <w:basedOn w:val="665"/>
+    <w:basedOn w:val="887"/>
     <w:uiPriority w:val="99"/>
     <w:pPr>
       <w:pBdr/>
@@ -14744,9 +14319,9 @@
       </w:tcPr>
     </w:tblStylePr>
   </w:style>
-  <w:style w:type="table" w:styleId="72">
+  <w:style w:type="table" w:styleId="761">
     <w:name w:val="List Table 1 Light - Accent 4"/>
-    <w:basedOn w:val="665"/>
+    <w:basedOn w:val="887"/>
     <w:uiPriority w:val="99"/>
     <w:pPr>
       <w:pBdr/>
@@ -14960,9 +14535,9 @@
       </w:tcPr>
     </w:tblStylePr>
   </w:style>
-  <w:style w:type="table" w:styleId="73">
+  <w:style w:type="table" w:styleId="762">
     <w:name w:val="List Table 1 Light - Accent 5"/>
-    <w:basedOn w:val="665"/>
+    <w:basedOn w:val="887"/>
     <w:uiPriority w:val="99"/>
     <w:pPr>
       <w:pBdr/>
@@ -15176,9 +14751,9 @@
       </w:tcPr>
     </w:tblStylePr>
   </w:style>
-  <w:style w:type="table" w:styleId="74">
+  <w:style w:type="table" w:styleId="763">
     <w:name w:val="List Table 1 Light - Accent 6"/>
-    <w:basedOn w:val="665"/>
+    <w:basedOn w:val="887"/>
     <w:uiPriority w:val="99"/>
     <w:pPr>
       <w:pBdr/>
@@ -15392,9 +14967,9 @@
       </w:tcPr>
     </w:tblStylePr>
   </w:style>
-  <w:style w:type="table" w:styleId="75">
+  <w:style w:type="table" w:styleId="764">
     <w:name w:val="List Table 2"/>
-    <w:basedOn w:val="665"/>
+    <w:basedOn w:val="887"/>
     <w:uiPriority w:val="99"/>
     <w:pPr>
       <w:pBdr/>
@@ -15630,9 +15205,9 @@
       </w:tcPr>
     </w:tblStylePr>
   </w:style>
-  <w:style w:type="table" w:styleId="76">
+  <w:style w:type="table" w:styleId="765">
     <w:name w:val="List Table 2 - Accent 1"/>
-    <w:basedOn w:val="665"/>
+    <w:basedOn w:val="887"/>
     <w:uiPriority w:val="99"/>
     <w:pPr>
       <w:pBdr/>
@@ -15868,9 +15443,9 @@
       </w:tcPr>
     </w:tblStylePr>
   </w:style>
-  <w:style w:type="table" w:styleId="77">
+  <w:style w:type="table" w:styleId="766">
     <w:name w:val="List Table 2 - Accent 2"/>
-    <w:basedOn w:val="665"/>
+    <w:basedOn w:val="887"/>
     <w:uiPriority w:val="99"/>
     <w:pPr>
       <w:pBdr/>
@@ -16106,9 +15681,9 @@
       </w:tcPr>
     </w:tblStylePr>
   </w:style>
-  <w:style w:type="table" w:styleId="78">
+  <w:style w:type="table" w:styleId="767">
     <w:name w:val="List Table 2 - Accent 3"/>
-    <w:basedOn w:val="665"/>
+    <w:basedOn w:val="887"/>
     <w:uiPriority w:val="99"/>
     <w:pPr>
       <w:pBdr/>
@@ -16344,9 +15919,9 @@
       </w:tcPr>
     </w:tblStylePr>
   </w:style>
-  <w:style w:type="table" w:styleId="79">
+  <w:style w:type="table" w:styleId="768">
     <w:name w:val="List Table 2 - Accent 4"/>
-    <w:basedOn w:val="665"/>
+    <w:basedOn w:val="887"/>
     <w:uiPriority w:val="99"/>
     <w:pPr>
       <w:pBdr/>
@@ -16582,9 +16157,9 @@
       </w:tcPr>
     </w:tblStylePr>
   </w:style>
-  <w:style w:type="table" w:styleId="80">
+  <w:style w:type="table" w:styleId="769">
     <w:name w:val="List Table 2 - Accent 5"/>
-    <w:basedOn w:val="665"/>
+    <w:basedOn w:val="887"/>
     <w:uiPriority w:val="99"/>
     <w:pPr>
       <w:pBdr/>
@@ -16820,9 +16395,9 @@
       </w:tcPr>
     </w:tblStylePr>
   </w:style>
-  <w:style w:type="table" w:styleId="81">
+  <w:style w:type="table" w:styleId="770">
     <w:name w:val="List Table 2 - Accent 6"/>
-    <w:basedOn w:val="665"/>
+    <w:basedOn w:val="887"/>
     <w:uiPriority w:val="99"/>
     <w:pPr>
       <w:pBdr/>
@@ -17058,9 +16633,9 @@
       </w:tcPr>
     </w:tblStylePr>
   </w:style>
-  <w:style w:type="table" w:styleId="82">
+  <w:style w:type="table" w:styleId="771">
     <w:name w:val="List Table 3"/>
-    <w:basedOn w:val="665"/>
+    <w:basedOn w:val="887"/>
     <w:uiPriority w:val="99"/>
     <w:pPr>
       <w:pBdr/>
@@ -17286,9 +16861,9 @@
       </w:tcPr>
     </w:tblStylePr>
   </w:style>
-  <w:style w:type="table" w:styleId="83">
+  <w:style w:type="table" w:styleId="772">
     <w:name w:val="List Table 3 - Accent 1"/>
-    <w:basedOn w:val="665"/>
+    <w:basedOn w:val="887"/>
     <w:uiPriority w:val="99"/>
     <w:pPr>
       <w:pBdr/>
@@ -17514,9 +17089,9 @@
       </w:tcPr>
     </w:tblStylePr>
   </w:style>
-  <w:style w:type="table" w:styleId="84">
+  <w:style w:type="table" w:styleId="773">
     <w:name w:val="List Table 3 - Accent 2"/>
-    <w:basedOn w:val="665"/>
+    <w:basedOn w:val="887"/>
     <w:uiPriority w:val="99"/>
     <w:pPr>
       <w:pBdr/>
@@ -17742,9 +17317,9 @@
       </w:tcPr>
     </w:tblStylePr>
   </w:style>
-  <w:style w:type="table" w:styleId="85">
+  <w:style w:type="table" w:styleId="774">
     <w:name w:val="List Table 3 - Accent 3"/>
-    <w:basedOn w:val="665"/>
+    <w:basedOn w:val="887"/>
     <w:uiPriority w:val="99"/>
     <w:pPr>
       <w:pBdr/>
@@ -17970,9 +17545,9 @@
       </w:tcPr>
     </w:tblStylePr>
   </w:style>
-  <w:style w:type="table" w:styleId="86">
+  <w:style w:type="table" w:styleId="775">
     <w:name w:val="List Table 3 - Accent 4"/>
-    <w:basedOn w:val="665"/>
+    <w:basedOn w:val="887"/>
     <w:uiPriority w:val="99"/>
     <w:pPr>
       <w:pBdr/>
@@ -18198,9 +17773,9 @@
       </w:tcPr>
     </w:tblStylePr>
   </w:style>
-  <w:style w:type="table" w:styleId="87">
+  <w:style w:type="table" w:styleId="776">
     <w:name w:val="List Table 3 - Accent 5"/>
-    <w:basedOn w:val="665"/>
+    <w:basedOn w:val="887"/>
     <w:uiPriority w:val="99"/>
     <w:pPr>
       <w:pBdr/>
@@ -18426,9 +18001,9 @@
       </w:tcPr>
     </w:tblStylePr>
   </w:style>
-  <w:style w:type="table" w:styleId="88">
+  <w:style w:type="table" w:styleId="777">
     <w:name w:val="List Table 3 - Accent 6"/>
-    <w:basedOn w:val="665"/>
+    <w:basedOn w:val="887"/>
     <w:uiPriority w:val="99"/>
     <w:pPr>
       <w:pBdr/>
@@ -18654,9 +18229,9 @@
       </w:tcPr>
     </w:tblStylePr>
   </w:style>
-  <w:style w:type="table" w:styleId="89">
+  <w:style w:type="table" w:styleId="778">
     <w:name w:val="List Table 4"/>
-    <w:basedOn w:val="665"/>
+    <w:basedOn w:val="887"/>
     <w:uiPriority w:val="99"/>
     <w:pPr>
       <w:pBdr/>
@@ -18879,9 +18454,9 @@
       </w:tcPr>
     </w:tblStylePr>
   </w:style>
-  <w:style w:type="table" w:styleId="90">
+  <w:style w:type="table" w:styleId="779">
     <w:name w:val="List Table 4 - Accent 1"/>
-    <w:basedOn w:val="665"/>
+    <w:basedOn w:val="887"/>
     <w:uiPriority w:val="99"/>
     <w:pPr>
       <w:pBdr/>
@@ -19104,9 +18679,9 @@
       </w:tcPr>
     </w:tblStylePr>
   </w:style>
-  <w:style w:type="table" w:styleId="91">
+  <w:style w:type="table" w:styleId="780">
     <w:name w:val="List Table 4 - Accent 2"/>
-    <w:basedOn w:val="665"/>
+    <w:basedOn w:val="887"/>
     <w:uiPriority w:val="99"/>
     <w:pPr>
       <w:pBdr/>
@@ -19329,9 +18904,9 @@
       </w:tcPr>
     </w:tblStylePr>
   </w:style>
-  <w:style w:type="table" w:styleId="92">
+  <w:style w:type="table" w:styleId="781">
     <w:name w:val="List Table 4 - Accent 3"/>
-    <w:basedOn w:val="665"/>
+    <w:basedOn w:val="887"/>
     <w:uiPriority w:val="99"/>
     <w:pPr>
       <w:pBdr/>
@@ -19554,9 +19129,9 @@
       </w:tcPr>
     </w:tblStylePr>
   </w:style>
-  <w:style w:type="table" w:styleId="93">
+  <w:style w:type="table" w:styleId="782">
     <w:name w:val="List Table 4 - Accent 4"/>
-    <w:basedOn w:val="665"/>
+    <w:basedOn w:val="887"/>
     <w:uiPriority w:val="99"/>
     <w:pPr>
       <w:pBdr/>
@@ -19779,9 +19354,9 @@
       </w:tcPr>
     </w:tblStylePr>
   </w:style>
-  <w:style w:type="table" w:styleId="94">
+  <w:style w:type="table" w:styleId="783">
     <w:name w:val="List Table 4 - Accent 5"/>
-    <w:basedOn w:val="665"/>
+    <w:basedOn w:val="887"/>
     <w:uiPriority w:val="99"/>
     <w:pPr>
       <w:pBdr/>
@@ -20004,9 +19579,9 @@
       </w:tcPr>
     </w:tblStylePr>
   </w:style>
-  <w:style w:type="table" w:styleId="95">
+  <w:style w:type="table" w:styleId="784">
     <w:name w:val="List Table 4 - Accent 6"/>
-    <w:basedOn w:val="665"/>
+    <w:basedOn w:val="887"/>
     <w:uiPriority w:val="99"/>
     <w:pPr>
       <w:pBdr/>
@@ -20229,9 +19804,9 @@
       </w:tcPr>
     </w:tblStylePr>
   </w:style>
-  <w:style w:type="table" w:styleId="96">
+  <w:style w:type="table" w:styleId="785">
     <w:name w:val="List Table 5 Dark"/>
-    <w:basedOn w:val="665"/>
+    <w:basedOn w:val="887"/>
     <w:uiPriority w:val="99"/>
     <w:pPr>
       <w:pBdr/>
@@ -20471,9 +20046,9 @@
       </w:tcPr>
     </w:tblStylePr>
   </w:style>
-  <w:style w:type="table" w:styleId="97">
+  <w:style w:type="table" w:styleId="786">
     <w:name w:val="List Table 5 Dark - Accent 1"/>
-    <w:basedOn w:val="665"/>
+    <w:basedOn w:val="887"/>
     <w:uiPriority w:val="99"/>
     <w:pPr>
       <w:pBdr/>
@@ -20713,9 +20288,9 @@
       </w:tcPr>
     </w:tblStylePr>
   </w:style>
-  <w:style w:type="table" w:styleId="98">
+  <w:style w:type="table" w:styleId="787">
     <w:name w:val="List Table 5 Dark - Accent 2"/>
-    <w:basedOn w:val="665"/>
+    <w:basedOn w:val="887"/>
     <w:uiPriority w:val="99"/>
     <w:pPr>
       <w:pBdr/>
@@ -20955,9 +20530,9 @@
       </w:tcPr>
     </w:tblStylePr>
   </w:style>
-  <w:style w:type="table" w:styleId="99">
+  <w:style w:type="table" w:styleId="788">
     <w:name w:val="List Table 5 Dark - Accent 3"/>
-    <w:basedOn w:val="665"/>
+    <w:basedOn w:val="887"/>
     <w:uiPriority w:val="99"/>
     <w:pPr>
       <w:pBdr/>
@@ -21197,9 +20772,9 @@
       </w:tcPr>
     </w:tblStylePr>
   </w:style>
-  <w:style w:type="table" w:styleId="100">
+  <w:style w:type="table" w:styleId="789">
     <w:name w:val="List Table 5 Dark - Accent 4"/>
-    <w:basedOn w:val="665"/>
+    <w:basedOn w:val="887"/>
     <w:uiPriority w:val="99"/>
     <w:pPr>
       <w:pBdr/>
@@ -21439,9 +21014,9 @@
       </w:tcPr>
     </w:tblStylePr>
   </w:style>
-  <w:style w:type="table" w:styleId="101">
+  <w:style w:type="table" w:styleId="790">
     <w:name w:val="List Table 5 Dark - Accent 5"/>
-    <w:basedOn w:val="665"/>
+    <w:basedOn w:val="887"/>
     <w:uiPriority w:val="99"/>
     <w:pPr>
       <w:pBdr/>
@@ -21681,9 +21256,9 @@
       </w:tcPr>
     </w:tblStylePr>
   </w:style>
-  <w:style w:type="table" w:styleId="102">
+  <w:style w:type="table" w:styleId="791">
     <w:name w:val="List Table 5 Dark - Accent 6"/>
-    <w:basedOn w:val="665"/>
+    <w:basedOn w:val="887"/>
     <w:uiPriority w:val="99"/>
     <w:pPr>
       <w:pBdr/>
@@ -21923,9 +21498,9 @@
       </w:tcPr>
     </w:tblStylePr>
   </w:style>
-  <w:style w:type="table" w:styleId="103">
+  <w:style w:type="table" w:styleId="792">
     <w:name w:val="List Table 6 Colorful"/>
-    <w:basedOn w:val="665"/>
+    <w:basedOn w:val="887"/>
     <w:uiPriority w:val="99"/>
     <w:pPr>
       <w:pBdr/>
@@ -22146,9 +21721,9 @@
       </w:tcPr>
     </w:tblStylePr>
   </w:style>
-  <w:style w:type="table" w:styleId="104">
+  <w:style w:type="table" w:styleId="793">
     <w:name w:val="List Table 6 Colorful - Accent 1"/>
-    <w:basedOn w:val="665"/>
+    <w:basedOn w:val="887"/>
     <w:uiPriority w:val="99"/>
     <w:pPr>
       <w:pBdr/>
@@ -22369,9 +21944,9 @@
       </w:tcPr>
     </w:tblStylePr>
   </w:style>
-  <w:style w:type="table" w:styleId="105">
+  <w:style w:type="table" w:styleId="794">
     <w:name w:val="List Table 6 Colorful - Accent 2"/>
-    <w:basedOn w:val="665"/>
+    <w:basedOn w:val="887"/>
     <w:uiPriority w:val="99"/>
     <w:pPr>
       <w:pBdr/>
@@ -22592,9 +22167,9 @@
       </w:tcPr>
     </w:tblStylePr>
   </w:style>
-  <w:style w:type="table" w:styleId="106">
+  <w:style w:type="table" w:styleId="795">
     <w:name w:val="List Table 6 Colorful - Accent 3"/>
-    <w:basedOn w:val="665"/>
+    <w:basedOn w:val="887"/>
     <w:uiPriority w:val="99"/>
     <w:pPr>
       <w:pBdr/>
@@ -22815,9 +22390,9 @@
       </w:tcPr>
     </w:tblStylePr>
   </w:style>
-  <w:style w:type="table" w:styleId="107">
+  <w:style w:type="table" w:styleId="796">
     <w:name w:val="List Table 6 Colorful - Accent 4"/>
-    <w:basedOn w:val="665"/>
+    <w:basedOn w:val="887"/>
     <w:uiPriority w:val="99"/>
     <w:pPr>
       <w:pBdr/>
@@ -23038,9 +22613,9 @@
       </w:tcPr>
     </w:tblStylePr>
   </w:style>
-  <w:style w:type="table" w:styleId="108">
+  <w:style w:type="table" w:styleId="797">
     <w:name w:val="List Table 6 Colorful - Accent 5"/>
-    <w:basedOn w:val="665"/>
+    <w:basedOn w:val="887"/>
     <w:uiPriority w:val="99"/>
     <w:pPr>
       <w:pBdr/>
@@ -23261,9 +22836,9 @@
       </w:tcPr>
     </w:tblStylePr>
   </w:style>
-  <w:style w:type="table" w:styleId="109">
+  <w:style w:type="table" w:styleId="798">
     <w:name w:val="List Table 6 Colorful - Accent 6"/>
-    <w:basedOn w:val="665"/>
+    <w:basedOn w:val="887"/>
     <w:uiPriority w:val="99"/>
     <w:pPr>
       <w:pBdr/>
@@ -23484,9 +23059,9 @@
       </w:tcPr>
     </w:tblStylePr>
   </w:style>
-  <w:style w:type="table" w:styleId="110">
+  <w:style w:type="table" w:styleId="799">
     <w:name w:val="List Table 7 Colorful"/>
-    <w:basedOn w:val="665"/>
+    <w:basedOn w:val="887"/>
     <w:uiPriority w:val="99"/>
     <w:pPr>
       <w:pBdr/>
@@ -23585,11 +23160,11 @@
         <w:tblBorders/>
       </w:tblPr>
       <w:tcPr>
-        <w:shd w:color="ffffff"/>
+        <w:shd w:val="clear" w:color="ffffff"/>
         <w:tcBorders>
-          <w:top w:val="none"/>
-          <w:left w:val="none"/>
-          <w:bottom w:val="none"/>
+          <w:top w:val="none" w:color="000000" w:sz="4" w:space="0"/>
+          <w:left w:val="none" w:color="000000" w:sz="4" w:space="0"/>
+          <w:bottom w:val="none" w:color="000000" w:sz="4" w:space="0"/>
           <w:right w:val="single" w:color="000000" w:themeColor="text1" w:themeTint="80" w:sz="4" w:space="0"/>
         </w:tcBorders>
       </w:tcPr>
@@ -23612,10 +23187,10 @@
       <w:tcPr>
         <w:shd w:val="clear" w:color="ffffff" w:themeColor="light1" w:fill="ffffff" w:themeFill="light1"/>
         <w:tcBorders>
-          <w:top w:val="none"/>
-          <w:left w:val="none"/>
+          <w:top w:val="none" w:color="000000" w:sz="4" w:space="0"/>
+          <w:left w:val="none" w:color="000000" w:sz="4" w:space="0"/>
           <w:bottom w:val="single" w:color="000000" w:themeColor="text1" w:themeTint="80" w:sz="4" w:space="0"/>
-          <w:right w:val="none"/>
+          <w:right w:val="none" w:color="000000" w:sz="4" w:space="0"/>
         </w:tcBorders>
       </w:tcPr>
     </w:tblStylePr>
@@ -23635,12 +23210,12 @@
         <w:tblBorders/>
       </w:tblPr>
       <w:tcPr>
-        <w:shd w:color="ffffff"/>
+        <w:shd w:val="clear" w:color="ffffff"/>
         <w:tcBorders>
-          <w:top w:val="none"/>
+          <w:top w:val="none" w:color="000000" w:sz="4" w:space="0"/>
           <w:left w:val="single" w:color="000000" w:themeColor="text1" w:themeTint="80" w:sz="4" w:space="0"/>
-          <w:bottom w:val="none"/>
-          <w:right w:val="none"/>
+          <w:bottom w:val="none" w:color="000000" w:sz="4" w:space="0"/>
+          <w:right w:val="none" w:color="000000" w:sz="4" w:space="0"/>
         </w:tcBorders>
       </w:tcPr>
     </w:tblStylePr>
@@ -23663,9 +23238,9 @@
         <w:shd w:val="clear" w:color="ffffff" w:themeColor="light1" w:fill="ffffff" w:themeFill="light1"/>
         <w:tcBorders>
           <w:top w:val="single" w:color="000000" w:themeColor="text1" w:themeTint="80" w:sz="4" w:space="0"/>
-          <w:left w:val="none"/>
-          <w:bottom w:val="none"/>
-          <w:right w:val="none"/>
+          <w:left w:val="none" w:color="000000" w:sz="4" w:space="0"/>
+          <w:bottom w:val="none" w:color="000000" w:sz="4" w:space="0"/>
+          <w:right w:val="none" w:color="000000" w:sz="4" w:space="0"/>
         </w:tcBorders>
       </w:tcPr>
     </w:tblStylePr>
@@ -23740,9 +23315,9 @@
       </w:tcPr>
     </w:tblStylePr>
   </w:style>
-  <w:style w:type="table" w:styleId="111">
+  <w:style w:type="table" w:styleId="800">
     <w:name w:val="List Table 7 Colorful - Accent 1"/>
-    <w:basedOn w:val="665"/>
+    <w:basedOn w:val="887"/>
     <w:uiPriority w:val="99"/>
     <w:pPr>
       <w:pBdr/>
@@ -23841,11 +23416,11 @@
         <w:tblBorders/>
       </w:tblPr>
       <w:tcPr>
-        <w:shd w:color="ffffff"/>
+        <w:shd w:val="clear" w:color="ffffff"/>
         <w:tcBorders>
-          <w:top w:val="none"/>
-          <w:left w:val="none"/>
-          <w:bottom w:val="none"/>
+          <w:top w:val="none" w:color="000000" w:sz="4" w:space="0"/>
+          <w:left w:val="none" w:color="000000" w:sz="4" w:space="0"/>
+          <w:bottom w:val="none" w:color="000000" w:sz="4" w:space="0"/>
           <w:right w:val="single" w:color="000000" w:themeColor="accent1" w:sz="4" w:space="0"/>
         </w:tcBorders>
       </w:tcPr>
@@ -23868,10 +23443,10 @@
       <w:tcPr>
         <w:shd w:val="clear" w:color="ffffff" w:themeColor="light1" w:fill="ffffff" w:themeFill="light1"/>
         <w:tcBorders>
-          <w:top w:val="none"/>
-          <w:left w:val="none"/>
+          <w:top w:val="none" w:color="000000" w:sz="4" w:space="0"/>
+          <w:left w:val="none" w:color="000000" w:sz="4" w:space="0"/>
           <w:bottom w:val="single" w:color="000000" w:themeColor="accent1" w:sz="4" w:space="0"/>
-          <w:right w:val="none"/>
+          <w:right w:val="none" w:color="000000" w:sz="4" w:space="0"/>
         </w:tcBorders>
       </w:tcPr>
     </w:tblStylePr>
@@ -23891,12 +23466,12 @@
         <w:tblBorders/>
       </w:tblPr>
       <w:tcPr>
-        <w:shd w:color="ffffff"/>
+        <w:shd w:val="clear" w:color="ffffff"/>
         <w:tcBorders>
-          <w:top w:val="none"/>
+          <w:top w:val="none" w:color="000000" w:sz="4" w:space="0"/>
           <w:left w:val="single" w:color="000000" w:themeColor="accent1" w:sz="4" w:space="0"/>
-          <w:bottom w:val="none"/>
-          <w:right w:val="none"/>
+          <w:bottom w:val="none" w:color="000000" w:sz="4" w:space="0"/>
+          <w:right w:val="none" w:color="000000" w:sz="4" w:space="0"/>
         </w:tcBorders>
       </w:tcPr>
     </w:tblStylePr>
@@ -23919,9 +23494,9 @@
         <w:shd w:val="clear" w:color="ffffff" w:themeColor="light1" w:fill="ffffff" w:themeFill="light1"/>
         <w:tcBorders>
           <w:top w:val="single" w:color="000000" w:themeColor="accent1" w:sz="4" w:space="0"/>
-          <w:left w:val="none"/>
-          <w:bottom w:val="none"/>
-          <w:right w:val="none"/>
+          <w:left w:val="none" w:color="000000" w:sz="4" w:space="0"/>
+          <w:bottom w:val="none" w:color="000000" w:sz="4" w:space="0"/>
+          <w:right w:val="none" w:color="000000" w:sz="4" w:space="0"/>
         </w:tcBorders>
       </w:tcPr>
     </w:tblStylePr>
@@ -23996,9 +23571,9 @@
       </w:tcPr>
     </w:tblStylePr>
   </w:style>
-  <w:style w:type="table" w:styleId="112">
+  <w:style w:type="table" w:styleId="801">
     <w:name w:val="List Table 7 Colorful - Accent 2"/>
-    <w:basedOn w:val="665"/>
+    <w:basedOn w:val="887"/>
     <w:uiPriority w:val="99"/>
     <w:pPr>
       <w:pBdr/>
@@ -24097,11 +23672,11 @@
         <w:tblBorders/>
       </w:tblPr>
       <w:tcPr>
-        <w:shd w:color="ffffff"/>
+        <w:shd w:val="clear" w:color="ffffff"/>
         <w:tcBorders>
-          <w:top w:val="none"/>
-          <w:left w:val="none"/>
-          <w:bottom w:val="none"/>
+          <w:top w:val="none" w:color="000000" w:sz="4" w:space="0"/>
+          <w:left w:val="none" w:color="000000" w:sz="4" w:space="0"/>
+          <w:bottom w:val="none" w:color="000000" w:sz="4" w:space="0"/>
           <w:right w:val="single" w:color="000000" w:themeColor="accent2" w:themeTint="97" w:sz="4" w:space="0"/>
         </w:tcBorders>
       </w:tcPr>
@@ -24124,10 +23699,10 @@
       <w:tcPr>
         <w:shd w:val="clear" w:color="ffffff" w:themeColor="light1" w:fill="ffffff" w:themeFill="light1"/>
         <w:tcBorders>
-          <w:top w:val="none"/>
-          <w:left w:val="none"/>
+          <w:top w:val="none" w:color="000000" w:sz="4" w:space="0"/>
+          <w:left w:val="none" w:color="000000" w:sz="4" w:space="0"/>
           <w:bottom w:val="single" w:color="000000" w:themeColor="accent2" w:themeTint="97" w:sz="4" w:space="0"/>
-          <w:right w:val="none"/>
+          <w:right w:val="none" w:color="000000" w:sz="4" w:space="0"/>
         </w:tcBorders>
       </w:tcPr>
     </w:tblStylePr>
@@ -24147,12 +23722,12 @@
         <w:tblBorders/>
       </w:tblPr>
       <w:tcPr>
-        <w:shd w:color="ffffff"/>
+        <w:shd w:val="clear" w:color="ffffff"/>
         <w:tcBorders>
-          <w:top w:val="none"/>
+          <w:top w:val="none" w:color="000000" w:sz="4" w:space="0"/>
           <w:left w:val="single" w:color="000000" w:themeColor="accent2" w:themeTint="97" w:sz="4" w:space="0"/>
-          <w:bottom w:val="none"/>
-          <w:right w:val="none"/>
+          <w:bottom w:val="none" w:color="000000" w:sz="4" w:space="0"/>
+          <w:right w:val="none" w:color="000000" w:sz="4" w:space="0"/>
         </w:tcBorders>
       </w:tcPr>
     </w:tblStylePr>
@@ -24175,9 +23750,9 @@
         <w:shd w:val="clear" w:color="ffffff" w:themeColor="light1" w:fill="ffffff" w:themeFill="light1"/>
         <w:tcBorders>
           <w:top w:val="single" w:color="000000" w:themeColor="accent2" w:themeTint="97" w:sz="4" w:space="0"/>
-          <w:left w:val="none"/>
-          <w:bottom w:val="none"/>
-          <w:right w:val="none"/>
+          <w:left w:val="none" w:color="000000" w:sz="4" w:space="0"/>
+          <w:bottom w:val="none" w:color="000000" w:sz="4" w:space="0"/>
+          <w:right w:val="none" w:color="000000" w:sz="4" w:space="0"/>
         </w:tcBorders>
       </w:tcPr>
     </w:tblStylePr>
@@ -24252,9 +23827,9 @@
       </w:tcPr>
     </w:tblStylePr>
   </w:style>
-  <w:style w:type="table" w:styleId="113">
+  <w:style w:type="table" w:styleId="802">
     <w:name w:val="List Table 7 Colorful - Accent 3"/>
-    <w:basedOn w:val="665"/>
+    <w:basedOn w:val="887"/>
     <w:uiPriority w:val="99"/>
     <w:pPr>
       <w:pBdr/>
@@ -24353,11 +23928,11 @@
         <w:tblBorders/>
       </w:tblPr>
       <w:tcPr>
-        <w:shd w:color="ffffff"/>
+        <w:shd w:val="clear" w:color="ffffff"/>
         <w:tcBorders>
-          <w:top w:val="none"/>
-          <w:left w:val="none"/>
-          <w:bottom w:val="none"/>
+          <w:top w:val="none" w:color="000000" w:sz="4" w:space="0"/>
+          <w:left w:val="none" w:color="000000" w:sz="4" w:space="0"/>
+          <w:bottom w:val="none" w:color="000000" w:sz="4" w:space="0"/>
           <w:right w:val="single" w:color="000000" w:themeColor="accent3" w:themeTint="98" w:sz="4" w:space="0"/>
         </w:tcBorders>
       </w:tcPr>
@@ -24380,10 +23955,10 @@
       <w:tcPr>
         <w:shd w:val="clear" w:color="ffffff" w:themeColor="light1" w:fill="ffffff" w:themeFill="light1"/>
         <w:tcBorders>
-          <w:top w:val="none"/>
-          <w:left w:val="none"/>
+          <w:top w:val="none" w:color="000000" w:sz="4" w:space="0"/>
+          <w:left w:val="none" w:color="000000" w:sz="4" w:space="0"/>
           <w:bottom w:val="single" w:color="000000" w:themeColor="accent3" w:themeTint="98" w:sz="4" w:space="0"/>
-          <w:right w:val="none"/>
+          <w:right w:val="none" w:color="000000" w:sz="4" w:space="0"/>
         </w:tcBorders>
       </w:tcPr>
     </w:tblStylePr>
@@ -24403,12 +23978,12 @@
         <w:tblBorders/>
       </w:tblPr>
       <w:tcPr>
-        <w:shd w:color="ffffff"/>
+        <w:shd w:val="clear" w:color="ffffff"/>
         <w:tcBorders>
-          <w:top w:val="none"/>
+          <w:top w:val="none" w:color="000000" w:sz="4" w:space="0"/>
           <w:left w:val="single" w:color="000000" w:themeColor="accent3" w:themeTint="98" w:sz="4" w:space="0"/>
-          <w:bottom w:val="none"/>
-          <w:right w:val="none"/>
+          <w:bottom w:val="none" w:color="000000" w:sz="4" w:space="0"/>
+          <w:right w:val="none" w:color="000000" w:sz="4" w:space="0"/>
         </w:tcBorders>
       </w:tcPr>
     </w:tblStylePr>
@@ -24431,9 +24006,9 @@
         <w:shd w:val="clear" w:color="ffffff" w:themeColor="light1" w:fill="ffffff" w:themeFill="light1"/>
         <w:tcBorders>
           <w:top w:val="single" w:color="000000" w:themeColor="accent3" w:themeTint="98" w:sz="4" w:space="0"/>
-          <w:left w:val="none"/>
-          <w:bottom w:val="none"/>
-          <w:right w:val="none"/>
+          <w:left w:val="none" w:color="000000" w:sz="4" w:space="0"/>
+          <w:bottom w:val="none" w:color="000000" w:sz="4" w:space="0"/>
+          <w:right w:val="none" w:color="000000" w:sz="4" w:space="0"/>
         </w:tcBorders>
       </w:tcPr>
     </w:tblStylePr>
@@ -24508,9 +24083,9 @@
       </w:tcPr>
     </w:tblStylePr>
   </w:style>
-  <w:style w:type="table" w:styleId="114">
+  <w:style w:type="table" w:styleId="803">
     <w:name w:val="List Table 7 Colorful - Accent 4"/>
-    <w:basedOn w:val="665"/>
+    <w:basedOn w:val="887"/>
     <w:uiPriority w:val="99"/>
     <w:pPr>
       <w:pBdr/>
@@ -24609,11 +24184,11 @@
         <w:tblBorders/>
       </w:tblPr>
       <w:tcPr>
-        <w:shd w:color="ffffff"/>
+        <w:shd w:val="clear" w:color="ffffff"/>
         <w:tcBorders>
-          <w:top w:val="none"/>
-          <w:left w:val="none"/>
-          <w:bottom w:val="none"/>
+          <w:top w:val="none" w:color="000000" w:sz="4" w:space="0"/>
+          <w:left w:val="none" w:color="000000" w:sz="4" w:space="0"/>
+          <w:bottom w:val="none" w:color="000000" w:sz="4" w:space="0"/>
           <w:right w:val="single" w:color="000000" w:themeColor="accent4" w:themeTint="9A" w:sz="4" w:space="0"/>
         </w:tcBorders>
       </w:tcPr>
@@ -24636,10 +24211,10 @@
       <w:tcPr>
         <w:shd w:val="clear" w:color="ffffff" w:themeColor="light1" w:fill="ffffff" w:themeFill="light1"/>
         <w:tcBorders>
-          <w:top w:val="none"/>
-          <w:left w:val="none"/>
+          <w:top w:val="none" w:color="000000" w:sz="4" w:space="0"/>
+          <w:left w:val="none" w:color="000000" w:sz="4" w:space="0"/>
           <w:bottom w:val="single" w:color="000000" w:themeColor="accent4" w:themeTint="9A" w:sz="4" w:space="0"/>
-          <w:right w:val="none"/>
+          <w:right w:val="none" w:color="000000" w:sz="4" w:space="0"/>
         </w:tcBorders>
       </w:tcPr>
     </w:tblStylePr>
@@ -24659,12 +24234,12 @@
         <w:tblBorders/>
       </w:tblPr>
       <w:tcPr>
-        <w:shd w:color="ffffff"/>
+        <w:shd w:val="clear" w:color="ffffff"/>
         <w:tcBorders>
-          <w:top w:val="none"/>
+          <w:top w:val="none" w:color="000000" w:sz="4" w:space="0"/>
           <w:left w:val="single" w:color="000000" w:themeColor="accent4" w:themeTint="9A" w:sz="4" w:space="0"/>
-          <w:bottom w:val="none"/>
-          <w:right w:val="none"/>
+          <w:bottom w:val="none" w:color="000000" w:sz="4" w:space="0"/>
+          <w:right w:val="none" w:color="000000" w:sz="4" w:space="0"/>
         </w:tcBorders>
       </w:tcPr>
     </w:tblStylePr>
@@ -24687,9 +24262,9 @@
         <w:shd w:val="clear" w:color="ffffff" w:themeColor="light1" w:fill="ffffff" w:themeFill="light1"/>
         <w:tcBorders>
           <w:top w:val="single" w:color="000000" w:themeColor="accent4" w:themeTint="9A" w:sz="4" w:space="0"/>
-          <w:left w:val="none"/>
-          <w:bottom w:val="none"/>
-          <w:right w:val="none"/>
+          <w:left w:val="none" w:color="000000" w:sz="4" w:space="0"/>
+          <w:bottom w:val="none" w:color="000000" w:sz="4" w:space="0"/>
+          <w:right w:val="none" w:color="000000" w:sz="4" w:space="0"/>
         </w:tcBorders>
       </w:tcPr>
     </w:tblStylePr>
@@ -24764,9 +24339,9 @@
       </w:tcPr>
     </w:tblStylePr>
   </w:style>
-  <w:style w:type="table" w:styleId="115">
+  <w:style w:type="table" w:styleId="804">
     <w:name w:val="List Table 7 Colorful - Accent 5"/>
-    <w:basedOn w:val="665"/>
+    <w:basedOn w:val="887"/>
     <w:uiPriority w:val="99"/>
     <w:pPr>
       <w:pBdr/>
@@ -24865,11 +24440,11 @@
         <w:tblBorders/>
       </w:tblPr>
       <w:tcPr>
-        <w:shd w:color="ffffff"/>
+        <w:shd w:val="clear" w:color="ffffff"/>
         <w:tcBorders>
-          <w:top w:val="none"/>
-          <w:left w:val="none"/>
-          <w:bottom w:val="none"/>
+          <w:top w:val="none" w:color="000000" w:sz="4" w:space="0"/>
+          <w:left w:val="none" w:color="000000" w:sz="4" w:space="0"/>
+          <w:bottom w:val="none" w:color="000000" w:sz="4" w:space="0"/>
           <w:right w:val="single" w:color="000000" w:themeColor="accent5" w:themeTint="9A" w:sz="4" w:space="0"/>
         </w:tcBorders>
       </w:tcPr>
@@ -24892,10 +24467,10 @@
       <w:tcPr>
         <w:shd w:val="clear" w:color="ffffff" w:themeColor="light1" w:fill="ffffff" w:themeFill="light1"/>
         <w:tcBorders>
-          <w:top w:val="none"/>
-          <w:left w:val="none"/>
+          <w:top w:val="none" w:color="000000" w:sz="4" w:space="0"/>
+          <w:left w:val="none" w:color="000000" w:sz="4" w:space="0"/>
           <w:bottom w:val="single" w:color="000000" w:themeColor="accent5" w:themeTint="9A" w:sz="4" w:space="0"/>
-          <w:right w:val="none"/>
+          <w:right w:val="none" w:color="000000" w:sz="4" w:space="0"/>
         </w:tcBorders>
       </w:tcPr>
     </w:tblStylePr>
@@ -24915,12 +24490,12 @@
         <w:tblBorders/>
       </w:tblPr>
       <w:tcPr>
-        <w:shd w:color="ffffff"/>
+        <w:shd w:val="clear" w:color="ffffff"/>
         <w:tcBorders>
-          <w:top w:val="none"/>
+          <w:top w:val="none" w:color="000000" w:sz="4" w:space="0"/>
           <w:left w:val="single" w:color="000000" w:themeColor="accent5" w:themeTint="9A" w:sz="4" w:space="0"/>
-          <w:bottom w:val="none"/>
-          <w:right w:val="none"/>
+          <w:bottom w:val="none" w:color="000000" w:sz="4" w:space="0"/>
+          <w:right w:val="none" w:color="000000" w:sz="4" w:space="0"/>
         </w:tcBorders>
       </w:tcPr>
     </w:tblStylePr>
@@ -24943,9 +24518,9 @@
         <w:shd w:val="clear" w:color="ffffff" w:themeColor="light1" w:fill="ffffff" w:themeFill="light1"/>
         <w:tcBorders>
           <w:top w:val="single" w:color="000000" w:themeColor="accent5" w:themeTint="9A" w:sz="4" w:space="0"/>
-          <w:left w:val="none"/>
-          <w:bottom w:val="none"/>
-          <w:right w:val="none"/>
+          <w:left w:val="none" w:color="000000" w:sz="4" w:space="0"/>
+          <w:bottom w:val="none" w:color="000000" w:sz="4" w:space="0"/>
+          <w:right w:val="none" w:color="000000" w:sz="4" w:space="0"/>
         </w:tcBorders>
       </w:tcPr>
     </w:tblStylePr>
@@ -25020,9 +24595,9 @@
       </w:tcPr>
     </w:tblStylePr>
   </w:style>
-  <w:style w:type="table" w:styleId="116">
+  <w:style w:type="table" w:styleId="805">
     <w:name w:val="List Table 7 Colorful - Accent 6"/>
-    <w:basedOn w:val="665"/>
+    <w:basedOn w:val="887"/>
     <w:uiPriority w:val="99"/>
     <w:pPr>
       <w:pBdr/>
@@ -25121,11 +24696,11 @@
         <w:tblBorders/>
       </w:tblPr>
       <w:tcPr>
-        <w:shd w:color="ffffff"/>
+        <w:shd w:val="clear" w:color="ffffff"/>
         <w:tcBorders>
-          <w:top w:val="none"/>
-          <w:left w:val="none"/>
-          <w:bottom w:val="none"/>
+          <w:top w:val="none" w:color="000000" w:sz="4" w:space="0"/>
+          <w:left w:val="none" w:color="000000" w:sz="4" w:space="0"/>
+          <w:bottom w:val="none" w:color="000000" w:sz="4" w:space="0"/>
           <w:right w:val="single" w:color="000000" w:themeColor="accent6" w:themeTint="98" w:sz="4" w:space="0"/>
         </w:tcBorders>
       </w:tcPr>
@@ -25148,10 +24723,10 @@
       <w:tcPr>
         <w:shd w:val="clear" w:color="ffffff" w:themeColor="light1" w:fill="ffffff" w:themeFill="light1"/>
         <w:tcBorders>
-          <w:top w:val="none"/>
-          <w:left w:val="none"/>
+          <w:top w:val="none" w:color="000000" w:sz="4" w:space="0"/>
+          <w:left w:val="none" w:color="000000" w:sz="4" w:space="0"/>
           <w:bottom w:val="single" w:color="000000" w:themeColor="accent6" w:themeTint="98" w:sz="4" w:space="0"/>
-          <w:right w:val="none"/>
+          <w:right w:val="none" w:color="000000" w:sz="4" w:space="0"/>
         </w:tcBorders>
       </w:tcPr>
     </w:tblStylePr>
@@ -25171,12 +24746,12 @@
         <w:tblBorders/>
       </w:tblPr>
       <w:tcPr>
-        <w:shd w:color="ffffff"/>
+        <w:shd w:val="clear" w:color="ffffff"/>
         <w:tcBorders>
-          <w:top w:val="none"/>
+          <w:top w:val="none" w:color="000000" w:sz="4" w:space="0"/>
           <w:left w:val="single" w:color="000000" w:themeColor="accent6" w:themeTint="98" w:sz="4" w:space="0"/>
-          <w:bottom w:val="none"/>
-          <w:right w:val="none"/>
+          <w:bottom w:val="none" w:color="000000" w:sz="4" w:space="0"/>
+          <w:right w:val="none" w:color="000000" w:sz="4" w:space="0"/>
         </w:tcBorders>
       </w:tcPr>
     </w:tblStylePr>
@@ -25199,9 +24774,9 @@
         <w:shd w:val="clear" w:color="ffffff" w:themeColor="light1" w:fill="ffffff" w:themeFill="light1"/>
         <w:tcBorders>
           <w:top w:val="single" w:color="000000" w:themeColor="accent6" w:themeTint="98" w:sz="4" w:space="0"/>
-          <w:left w:val="none"/>
-          <w:bottom w:val="none"/>
-          <w:right w:val="none"/>
+          <w:left w:val="none" w:color="000000" w:sz="4" w:space="0"/>
+          <w:bottom w:val="none" w:color="000000" w:sz="4" w:space="0"/>
+          <w:right w:val="none" w:color="000000" w:sz="4" w:space="0"/>
         </w:tcBorders>
       </w:tcPr>
     </w:tblStylePr>
@@ -25276,9 +24851,9 @@
       </w:tcPr>
     </w:tblStylePr>
   </w:style>
-  <w:style w:type="table" w:styleId="117">
+  <w:style w:type="table" w:styleId="806">
     <w:name w:val="Lined - Accent"/>
-    <w:basedOn w:val="665"/>
+    <w:basedOn w:val="887"/>
     <w:uiPriority w:val="99"/>
     <w:pPr>
       <w:pBdr/>
@@ -25513,9 +25088,9 @@
       </w:tcPr>
     </w:tblStylePr>
   </w:style>
-  <w:style w:type="table" w:styleId="118">
+  <w:style w:type="table" w:styleId="807">
     <w:name w:val="Lined - Accent 1"/>
-    <w:basedOn w:val="665"/>
+    <w:basedOn w:val="887"/>
     <w:uiPriority w:val="99"/>
     <w:pPr>
       <w:pBdr/>
@@ -25750,9 +25325,9 @@
       </w:tcPr>
     </w:tblStylePr>
   </w:style>
-  <w:style w:type="table" w:styleId="119">
+  <w:style w:type="table" w:styleId="808">
     <w:name w:val="Lined - Accent 2"/>
-    <w:basedOn w:val="665"/>
+    <w:basedOn w:val="887"/>
     <w:uiPriority w:val="99"/>
     <w:pPr>
       <w:pBdr/>
@@ -25987,9 +25562,9 @@
       </w:tcPr>
     </w:tblStylePr>
   </w:style>
-  <w:style w:type="table" w:styleId="120">
+  <w:style w:type="table" w:styleId="809">
     <w:name w:val="Lined - Accent 3"/>
-    <w:basedOn w:val="665"/>
+    <w:basedOn w:val="887"/>
     <w:uiPriority w:val="99"/>
     <w:pPr>
       <w:pBdr/>
@@ -26224,9 +25799,9 @@
       </w:tcPr>
     </w:tblStylePr>
   </w:style>
-  <w:style w:type="table" w:styleId="121">
+  <w:style w:type="table" w:styleId="810">
     <w:name w:val="Lined - Accent 4"/>
-    <w:basedOn w:val="665"/>
+    <w:basedOn w:val="887"/>
     <w:uiPriority w:val="99"/>
     <w:pPr>
       <w:pBdr/>
@@ -26461,9 +26036,9 @@
       </w:tcPr>
     </w:tblStylePr>
   </w:style>
-  <w:style w:type="table" w:styleId="122">
+  <w:style w:type="table" w:styleId="811">
     <w:name w:val="Lined - Accent 5"/>
-    <w:basedOn w:val="665"/>
+    <w:basedOn w:val="887"/>
     <w:uiPriority w:val="99"/>
     <w:pPr>
       <w:pBdr/>
@@ -26698,9 +26273,9 @@
       </w:tcPr>
     </w:tblStylePr>
   </w:style>
-  <w:style w:type="table" w:styleId="123">
+  <w:style w:type="table" w:styleId="812">
     <w:name w:val="Lined - Accent 6"/>
-    <w:basedOn w:val="665"/>
+    <w:basedOn w:val="887"/>
     <w:uiPriority w:val="99"/>
     <w:pPr>
       <w:pBdr/>
@@ -26935,9 +26510,9 @@
       </w:tcPr>
     </w:tblStylePr>
   </w:style>
-  <w:style w:type="table" w:styleId="124">
+  <w:style w:type="table" w:styleId="813">
     <w:name w:val="Bordered &amp; Lined - Accent"/>
-    <w:basedOn w:val="665"/>
+    <w:basedOn w:val="887"/>
     <w:uiPriority w:val="99"/>
     <w:pPr>
       <w:pBdr/>
@@ -27179,9 +26754,9 @@
       </w:tcPr>
     </w:tblStylePr>
   </w:style>
-  <w:style w:type="table" w:styleId="125">
+  <w:style w:type="table" w:styleId="814">
     <w:name w:val="Bordered &amp; Lined - Accent 1"/>
-    <w:basedOn w:val="665"/>
+    <w:basedOn w:val="887"/>
     <w:uiPriority w:val="99"/>
     <w:pPr>
       <w:pBdr/>
@@ -27423,9 +26998,9 @@
       </w:tcPr>
     </w:tblStylePr>
   </w:style>
-  <w:style w:type="table" w:styleId="126">
+  <w:style w:type="table" w:styleId="815">
     <w:name w:val="Bordered &amp; Lined - Accent 2"/>
-    <w:basedOn w:val="665"/>
+    <w:basedOn w:val="887"/>
     <w:uiPriority w:val="99"/>
     <w:pPr>
       <w:pBdr/>
@@ -27667,9 +27242,9 @@
       </w:tcPr>
     </w:tblStylePr>
   </w:style>
-  <w:style w:type="table" w:styleId="127">
+  <w:style w:type="table" w:styleId="816">
     <w:name w:val="Bordered &amp; Lined - Accent 3"/>
-    <w:basedOn w:val="665"/>
+    <w:basedOn w:val="887"/>
     <w:uiPriority w:val="99"/>
     <w:pPr>
       <w:pBdr/>
@@ -27911,9 +27486,9 @@
       </w:tcPr>
     </w:tblStylePr>
   </w:style>
-  <w:style w:type="table" w:styleId="128">
+  <w:style w:type="table" w:styleId="817">
     <w:name w:val="Bordered &amp; Lined - Accent 4"/>
-    <w:basedOn w:val="665"/>
+    <w:basedOn w:val="887"/>
     <w:uiPriority w:val="99"/>
     <w:pPr>
       <w:pBdr/>
@@ -28155,9 +27730,9 @@
       </w:tcPr>
     </w:tblStylePr>
   </w:style>
-  <w:style w:type="table" w:styleId="129">
+  <w:style w:type="table" w:styleId="818">
     <w:name w:val="Bordered &amp; Lined - Accent 5"/>
-    <w:basedOn w:val="665"/>
+    <w:basedOn w:val="887"/>
     <w:uiPriority w:val="99"/>
     <w:pPr>
       <w:pBdr/>
@@ -28399,9 +27974,9 @@
       </w:tcPr>
     </w:tblStylePr>
   </w:style>
-  <w:style w:type="table" w:styleId="130">
+  <w:style w:type="table" w:styleId="819">
     <w:name w:val="Bordered &amp; Lined - Accent 6"/>
-    <w:basedOn w:val="665"/>
+    <w:basedOn w:val="887"/>
     <w:uiPriority w:val="99"/>
     <w:pPr>
       <w:pBdr/>
@@ -28643,9 +28218,9 @@
       </w:tcPr>
     </w:tblStylePr>
   </w:style>
-  <w:style w:type="table" w:styleId="131">
+  <w:style w:type="table" w:styleId="820">
     <w:name w:val="Bordered"/>
-    <w:basedOn w:val="665"/>
+    <w:basedOn w:val="887"/>
     <w:uiPriority w:val="99"/>
     <w:pPr>
       <w:pBdr/>
@@ -28874,9 +28449,9 @@
       </w:tcPr>
     </w:tblStylePr>
   </w:style>
-  <w:style w:type="table" w:styleId="132">
+  <w:style w:type="table" w:styleId="821">
     <w:name w:val="Bordered - Accent 1"/>
-    <w:basedOn w:val="665"/>
+    <w:basedOn w:val="887"/>
     <w:uiPriority w:val="99"/>
     <w:pPr>
       <w:pBdr/>
@@ -29105,9 +28680,9 @@
       </w:tcPr>
     </w:tblStylePr>
   </w:style>
-  <w:style w:type="table" w:styleId="133">
+  <w:style w:type="table" w:styleId="822">
     <w:name w:val="Bordered - Accent 2"/>
-    <w:basedOn w:val="665"/>
+    <w:basedOn w:val="887"/>
     <w:uiPriority w:val="99"/>
     <w:pPr>
       <w:pBdr/>
@@ -29336,9 +28911,9 @@
       </w:tcPr>
     </w:tblStylePr>
   </w:style>
-  <w:style w:type="table" w:styleId="134">
+  <w:style w:type="table" w:styleId="823">
     <w:name w:val="Bordered - Accent 3"/>
-    <w:basedOn w:val="665"/>
+    <w:basedOn w:val="887"/>
     <w:uiPriority w:val="99"/>
     <w:pPr>
       <w:pBdr/>
@@ -29567,9 +29142,9 @@
       </w:tcPr>
     </w:tblStylePr>
   </w:style>
-  <w:style w:type="table" w:styleId="135">
+  <w:style w:type="table" w:styleId="824">
     <w:name w:val="Bordered - Accent 4"/>
-    <w:basedOn w:val="665"/>
+    <w:basedOn w:val="887"/>
     <w:uiPriority w:val="99"/>
     <w:pPr>
       <w:pBdr/>
@@ -29798,9 +29373,9 @@
       </w:tcPr>
     </w:tblStylePr>
   </w:style>
-  <w:style w:type="table" w:styleId="136">
+  <w:style w:type="table" w:styleId="825">
     <w:name w:val="Bordered - Accent 5"/>
-    <w:basedOn w:val="665"/>
+    <w:basedOn w:val="887"/>
     <w:uiPriority w:val="99"/>
     <w:pPr>
       <w:pBdr/>
@@ -30029,9 +29604,9 @@
       </w:tcPr>
     </w:tblStylePr>
   </w:style>
-  <w:style w:type="table" w:styleId="137">
+  <w:style w:type="table" w:styleId="826">
     <w:name w:val="Bordered - Accent 6"/>
-    <w:basedOn w:val="665"/>
+    <w:basedOn w:val="887"/>
     <w:uiPriority w:val="99"/>
     <w:pPr>
       <w:pBdr/>
@@ -30260,11 +29835,11 @@
       </w:tcPr>
     </w:tblStylePr>
   </w:style>
-  <w:style w:type="paragraph" w:styleId="139">
+  <w:style w:type="paragraph" w:styleId="827">
     <w:name w:val="Heading 1"/>
-    <w:basedOn w:val="664"/>
-    <w:next w:val="664"/>
-    <w:link w:val="150"/>
+    <w:basedOn w:val="886"/>
+    <w:next w:val="886"/>
+    <w:link w:val="837"/>
     <w:uiPriority w:val="9"/>
     <w:qFormat/>
     <w:pPr>
@@ -30282,11 +29857,11 @@
       <w:szCs w:val="40"/>
     </w:rPr>
   </w:style>
-  <w:style w:type="paragraph" w:styleId="140">
+  <w:style w:type="paragraph" w:styleId="828">
     <w:name w:val="Heading 2"/>
-    <w:basedOn w:val="664"/>
-    <w:next w:val="664"/>
-    <w:link w:val="151"/>
+    <w:basedOn w:val="886"/>
+    <w:next w:val="886"/>
+    <w:link w:val="838"/>
     <w:uiPriority w:val="9"/>
     <w:unhideWhenUsed/>
     <w:qFormat/>
@@ -30305,11 +29880,11 @@
       <w:szCs w:val="32"/>
     </w:rPr>
   </w:style>
-  <w:style w:type="paragraph" w:styleId="141">
+  <w:style w:type="paragraph" w:styleId="829">
     <w:name w:val="Heading 3"/>
-    <w:basedOn w:val="664"/>
-    <w:next w:val="664"/>
-    <w:link w:val="152"/>
+    <w:basedOn w:val="886"/>
+    <w:next w:val="886"/>
+    <w:link w:val="839"/>
     <w:uiPriority w:val="9"/>
     <w:unhideWhenUsed/>
     <w:qFormat/>
@@ -30328,11 +29903,11 @@
       <w:szCs w:val="28"/>
     </w:rPr>
   </w:style>
-  <w:style w:type="paragraph" w:styleId="142">
+  <w:style w:type="paragraph" w:styleId="830">
     <w:name w:val="Heading 4"/>
-    <w:basedOn w:val="664"/>
-    <w:next w:val="664"/>
-    <w:link w:val="153"/>
+    <w:basedOn w:val="886"/>
+    <w:next w:val="886"/>
+    <w:link w:val="840"/>
     <w:uiPriority w:val="9"/>
     <w:unhideWhenUsed/>
     <w:qFormat/>
@@ -30351,11 +29926,11 @@
       <w:color w:val="0f4761" w:themeColor="accent1" w:themeShade="BF"/>
     </w:rPr>
   </w:style>
-  <w:style w:type="paragraph" w:styleId="143">
+  <w:style w:type="paragraph" w:styleId="831">
     <w:name w:val="Heading 5"/>
-    <w:basedOn w:val="664"/>
-    <w:next w:val="664"/>
-    <w:link w:val="154"/>
+    <w:basedOn w:val="886"/>
+    <w:next w:val="886"/>
+    <w:link w:val="841"/>
     <w:uiPriority w:val="9"/>
     <w:unhideWhenUsed/>
     <w:qFormat/>
@@ -30372,11 +29947,11 @@
       <w:color w:val="0f4761" w:themeColor="accent1" w:themeShade="BF"/>
     </w:rPr>
   </w:style>
-  <w:style w:type="paragraph" w:styleId="144">
+  <w:style w:type="paragraph" w:styleId="832">
     <w:name w:val="Heading 6"/>
-    <w:basedOn w:val="664"/>
-    <w:next w:val="664"/>
-    <w:link w:val="155"/>
+    <w:basedOn w:val="886"/>
+    <w:next w:val="886"/>
+    <w:link w:val="842"/>
     <w:uiPriority w:val="9"/>
     <w:unhideWhenUsed/>
     <w:qFormat/>
@@ -30395,11 +29970,11 @@
       <w:color w:val="595959" w:themeColor="text1" w:themeTint="A6"/>
     </w:rPr>
   </w:style>
-  <w:style w:type="paragraph" w:styleId="145">
+  <w:style w:type="paragraph" w:styleId="833">
     <w:name w:val="Heading 7"/>
-    <w:basedOn w:val="664"/>
-    <w:next w:val="664"/>
-    <w:link w:val="156"/>
+    <w:basedOn w:val="886"/>
+    <w:next w:val="886"/>
+    <w:link w:val="843"/>
     <w:uiPriority w:val="9"/>
     <w:unhideWhenUsed/>
     <w:qFormat/>
@@ -30416,11 +29991,11 @@
       <w:color w:val="595959" w:themeColor="text1" w:themeTint="A6"/>
     </w:rPr>
   </w:style>
-  <w:style w:type="paragraph" w:styleId="146">
+  <w:style w:type="paragraph" w:styleId="834">
     <w:name w:val="Heading 8"/>
-    <w:basedOn w:val="664"/>
-    <w:next w:val="664"/>
-    <w:link w:val="157"/>
+    <w:basedOn w:val="886"/>
+    <w:next w:val="886"/>
+    <w:link w:val="844"/>
     <w:uiPriority w:val="9"/>
     <w:unhideWhenUsed/>
     <w:qFormat/>
@@ -30439,11 +30014,11 @@
       <w:color w:val="272727" w:themeColor="text1" w:themeTint="D8"/>
     </w:rPr>
   </w:style>
-  <w:style w:type="paragraph" w:styleId="147">
+  <w:style w:type="paragraph" w:styleId="835">
     <w:name w:val="Heading 9"/>
-    <w:basedOn w:val="664"/>
-    <w:next w:val="664"/>
-    <w:link w:val="158"/>
+    <w:basedOn w:val="886"/>
+    <w:next w:val="886"/>
+    <w:link w:val="845"/>
     <w:uiPriority w:val="9"/>
     <w:unhideWhenUsed/>
     <w:qFormat/>
@@ -30462,7 +30037,7 @@
       <w:color w:val="272727" w:themeColor="text1" w:themeTint="D8"/>
     </w:rPr>
   </w:style>
-  <w:style w:type="character" w:styleId="148" w:default="1">
+  <w:style w:type="character" w:styleId="836" w:default="1">
     <w:name w:val="Default Paragraph Font"/>
     <w:uiPriority w:val="1"/>
     <w:semiHidden/>
@@ -30473,10 +30048,10 @@
       <w:ind/>
     </w:pPr>
   </w:style>
-  <w:style w:type="character" w:styleId="150">
+  <w:style w:type="character" w:styleId="837">
     <w:name w:val="Heading 1 Char"/>
-    <w:basedOn w:val="148"/>
-    <w:link w:val="139"/>
+    <w:basedOn w:val="836"/>
+    <w:link w:val="827"/>
     <w:uiPriority w:val="9"/>
     <w:pPr>
       <w:pBdr/>
@@ -30490,10 +30065,10 @@
       <w:szCs w:val="40"/>
     </w:rPr>
   </w:style>
-  <w:style w:type="character" w:styleId="151">
+  <w:style w:type="character" w:styleId="838">
     <w:name w:val="Heading 2 Char"/>
-    <w:basedOn w:val="148"/>
-    <w:link w:val="140"/>
+    <w:basedOn w:val="836"/>
+    <w:link w:val="828"/>
     <w:uiPriority w:val="9"/>
     <w:pPr>
       <w:pBdr/>
@@ -30507,10 +30082,10 @@
       <w:szCs w:val="32"/>
     </w:rPr>
   </w:style>
-  <w:style w:type="character" w:styleId="152">
+  <w:style w:type="character" w:styleId="839">
     <w:name w:val="Heading 3 Char"/>
-    <w:basedOn w:val="148"/>
-    <w:link w:val="141"/>
+    <w:basedOn w:val="836"/>
+    <w:link w:val="829"/>
     <w:uiPriority w:val="9"/>
     <w:pPr>
       <w:pBdr/>
@@ -30524,10 +30099,10 @@
       <w:szCs w:val="28"/>
     </w:rPr>
   </w:style>
-  <w:style w:type="character" w:styleId="153">
+  <w:style w:type="character" w:styleId="840">
     <w:name w:val="Heading 4 Char"/>
-    <w:basedOn w:val="148"/>
-    <w:link w:val="142"/>
+    <w:basedOn w:val="836"/>
+    <w:link w:val="830"/>
     <w:uiPriority w:val="9"/>
     <w:pPr>
       <w:pBdr/>
@@ -30541,10 +30116,10 @@
       <w:color w:val="0f4761" w:themeColor="accent1" w:themeShade="BF"/>
     </w:rPr>
   </w:style>
-  <w:style w:type="character" w:styleId="154">
+  <w:style w:type="character" w:styleId="841">
     <w:name w:val="Heading 5 Char"/>
-    <w:basedOn w:val="148"/>
-    <w:link w:val="143"/>
+    <w:basedOn w:val="836"/>
+    <w:link w:val="831"/>
     <w:uiPriority w:val="9"/>
     <w:pPr>
       <w:pBdr/>
@@ -30556,10 +30131,10 @@
       <w:color w:val="0f4761" w:themeColor="accent1" w:themeShade="BF"/>
     </w:rPr>
   </w:style>
-  <w:style w:type="character" w:styleId="155">
+  <w:style w:type="character" w:styleId="842">
     <w:name w:val="Heading 6 Char"/>
-    <w:basedOn w:val="148"/>
-    <w:link w:val="144"/>
+    <w:basedOn w:val="836"/>
+    <w:link w:val="832"/>
     <w:uiPriority w:val="9"/>
     <w:pPr>
       <w:pBdr/>
@@ -30573,10 +30148,10 @@
       <w:color w:val="595959" w:themeColor="text1" w:themeTint="A6"/>
     </w:rPr>
   </w:style>
-  <w:style w:type="character" w:styleId="156">
+  <w:style w:type="character" w:styleId="843">
     <w:name w:val="Heading 7 Char"/>
-    <w:basedOn w:val="148"/>
-    <w:link w:val="145"/>
+    <w:basedOn w:val="836"/>
+    <w:link w:val="833"/>
     <w:uiPriority w:val="9"/>
     <w:pPr>
       <w:pBdr/>
@@ -30588,10 +30163,10 @@
       <w:color w:val="595959" w:themeColor="text1" w:themeTint="A6"/>
     </w:rPr>
   </w:style>
-  <w:style w:type="character" w:styleId="157">
+  <w:style w:type="character" w:styleId="844">
     <w:name w:val="Heading 8 Char"/>
-    <w:basedOn w:val="148"/>
-    <w:link w:val="146"/>
+    <w:basedOn w:val="836"/>
+    <w:link w:val="834"/>
     <w:uiPriority w:val="9"/>
     <w:pPr>
       <w:pBdr/>
@@ -30605,10 +30180,10 @@
       <w:color w:val="272727" w:themeColor="text1" w:themeTint="D8"/>
     </w:rPr>
   </w:style>
-  <w:style w:type="character" w:styleId="158">
+  <w:style w:type="character" w:styleId="845">
     <w:name w:val="Heading 9 Char"/>
-    <w:basedOn w:val="148"/>
-    <w:link w:val="147"/>
+    <w:basedOn w:val="836"/>
+    <w:link w:val="835"/>
     <w:uiPriority w:val="9"/>
     <w:pPr>
       <w:pBdr/>
@@ -30622,11 +30197,11 @@
       <w:color w:val="272727" w:themeColor="text1" w:themeTint="D8"/>
     </w:rPr>
   </w:style>
-  <w:style w:type="paragraph" w:styleId="159">
+  <w:style w:type="paragraph" w:styleId="846">
     <w:name w:val="Title"/>
-    <w:basedOn w:val="664"/>
-    <w:next w:val="664"/>
-    <w:link w:val="160"/>
+    <w:basedOn w:val="886"/>
+    <w:next w:val="886"/>
+    <w:link w:val="847"/>
     <w:uiPriority w:val="10"/>
     <w:qFormat/>
     <w:pPr>
@@ -30642,10 +30217,10 @@
       <w:szCs w:val="56"/>
     </w:rPr>
   </w:style>
-  <w:style w:type="character" w:styleId="160">
+  <w:style w:type="character" w:styleId="847">
     <w:name w:val="Title Char"/>
-    <w:basedOn w:val="148"/>
-    <w:link w:val="159"/>
+    <w:basedOn w:val="836"/>
+    <w:link w:val="846"/>
     <w:uiPriority w:val="10"/>
     <w:pPr>
       <w:pBdr/>
@@ -30659,11 +30234,11 @@
       <w:szCs w:val="56"/>
     </w:rPr>
   </w:style>
-  <w:style w:type="paragraph" w:styleId="161">
+  <w:style w:type="paragraph" w:styleId="848">
     <w:name w:val="Subtitle"/>
-    <w:basedOn w:val="664"/>
-    <w:next w:val="664"/>
-    <w:link w:val="162"/>
+    <w:basedOn w:val="886"/>
+    <w:next w:val="886"/>
+    <w:link w:val="849"/>
     <w:uiPriority w:val="11"/>
     <w:qFormat/>
     <w:pPr>
@@ -30681,10 +30256,10 @@
       <w:szCs w:val="28"/>
     </w:rPr>
   </w:style>
-  <w:style w:type="character" w:styleId="162">
+  <w:style w:type="character" w:styleId="849">
     <w:name w:val="Subtitle Char"/>
-    <w:basedOn w:val="148"/>
-    <w:link w:val="161"/>
+    <w:basedOn w:val="836"/>
+    <w:link w:val="848"/>
     <w:uiPriority w:val="11"/>
     <w:pPr>
       <w:pBdr/>
@@ -30698,11 +30273,11 @@
       <w:szCs w:val="28"/>
     </w:rPr>
   </w:style>
-  <w:style w:type="paragraph" w:styleId="163">
+  <w:style w:type="paragraph" w:styleId="850">
     <w:name w:val="Quote"/>
-    <w:basedOn w:val="664"/>
-    <w:next w:val="664"/>
-    <w:link w:val="164"/>
+    <w:basedOn w:val="886"/>
+    <w:next w:val="886"/>
+    <w:link w:val="851"/>
     <w:uiPriority w:val="29"/>
     <w:qFormat/>
     <w:pPr>
@@ -30717,10 +30292,10 @@
       <w:color w:val="404040" w:themeColor="text1" w:themeTint="BF"/>
     </w:rPr>
   </w:style>
-  <w:style w:type="character" w:styleId="164">
+  <w:style w:type="character" w:styleId="851">
     <w:name w:val="Quote Char"/>
-    <w:basedOn w:val="148"/>
-    <w:link w:val="163"/>
+    <w:basedOn w:val="836"/>
+    <w:link w:val="850"/>
     <w:uiPriority w:val="29"/>
     <w:pPr>
       <w:pBdr/>
@@ -30733,9 +30308,9 @@
       <w:color w:val="404040" w:themeColor="text1" w:themeTint="BF"/>
     </w:rPr>
   </w:style>
-  <w:style w:type="character" w:styleId="166">
+  <w:style w:type="character" w:styleId="852">
     <w:name w:val="Intense Emphasis"/>
-    <w:basedOn w:val="148"/>
+    <w:basedOn w:val="836"/>
     <w:uiPriority w:val="21"/>
     <w:qFormat/>
     <w:pPr>
@@ -30749,11 +30324,11 @@
       <w:color w:val="0f4761" w:themeColor="accent1" w:themeShade="BF"/>
     </w:rPr>
   </w:style>
-  <w:style w:type="paragraph" w:styleId="167">
+  <w:style w:type="paragraph" w:styleId="853">
     <w:name w:val="Intense Quote"/>
-    <w:basedOn w:val="664"/>
-    <w:next w:val="664"/>
-    <w:link w:val="168"/>
+    <w:basedOn w:val="886"/>
+    <w:next w:val="886"/>
+    <w:link w:val="854"/>
     <w:uiPriority w:val="30"/>
     <w:qFormat/>
     <w:pPr>
@@ -30771,10 +30346,10 @@
       <w:color w:val="0f4761" w:themeColor="accent1" w:themeShade="BF"/>
     </w:rPr>
   </w:style>
-  <w:style w:type="character" w:styleId="168">
+  <w:style w:type="character" w:styleId="854">
     <w:name w:val="Intense Quote Char"/>
-    <w:basedOn w:val="148"/>
-    <w:link w:val="167"/>
+    <w:basedOn w:val="836"/>
+    <w:link w:val="853"/>
     <w:uiPriority w:val="30"/>
     <w:pPr>
       <w:pBdr/>
@@ -30787,9 +30362,9 @@
       <w:color w:val="0f4761" w:themeColor="accent1" w:themeShade="BF"/>
     </w:rPr>
   </w:style>
-  <w:style w:type="character" w:styleId="169">
+  <w:style w:type="character" w:styleId="855">
     <w:name w:val="Intense Reference"/>
-    <w:basedOn w:val="148"/>
+    <w:basedOn w:val="836"/>
     <w:uiPriority w:val="32"/>
     <w:qFormat/>
     <w:pPr>
@@ -30805,9 +30380,9 @@
       <w:spacing w:val="5"/>
     </w:rPr>
   </w:style>
-  <w:style w:type="character" w:styleId="171">
+  <w:style w:type="character" w:styleId="856">
     <w:name w:val="Subtle Emphasis"/>
-    <w:basedOn w:val="148"/>
+    <w:basedOn w:val="836"/>
     <w:uiPriority w:val="19"/>
     <w:qFormat/>
     <w:pPr>
@@ -30821,9 +30396,9 @@
       <w:color w:val="404040" w:themeColor="text1" w:themeTint="BF"/>
     </w:rPr>
   </w:style>
-  <w:style w:type="character" w:styleId="172">
+  <w:style w:type="character" w:styleId="857">
     <w:name w:val="Emphasis"/>
-    <w:basedOn w:val="148"/>
+    <w:basedOn w:val="836"/>
     <w:uiPriority w:val="20"/>
     <w:qFormat/>
     <w:pPr>
@@ -30836,9 +30411,9 @@
       <w:iCs/>
     </w:rPr>
   </w:style>
-  <w:style w:type="character" w:styleId="173">
+  <w:style w:type="character" w:styleId="858">
     <w:name w:val="Strong"/>
-    <w:basedOn w:val="148"/>
+    <w:basedOn w:val="836"/>
     <w:uiPriority w:val="22"/>
     <w:qFormat/>
     <w:pPr>
@@ -30851,9 +30426,9 @@
       <w:bCs/>
     </w:rPr>
   </w:style>
-  <w:style w:type="character" w:styleId="174">
+  <w:style w:type="character" w:styleId="859">
     <w:name w:val="Subtle Reference"/>
-    <w:basedOn w:val="148"/>
+    <w:basedOn w:val="836"/>
     <w:uiPriority w:val="31"/>
     <w:qFormat/>
     <w:pPr>
@@ -30866,9 +30441,9 @@
       <w:color w:val="5a5a5a" w:themeColor="text1" w:themeTint="A5"/>
     </w:rPr>
   </w:style>
-  <w:style w:type="character" w:styleId="175">
+  <w:style w:type="character" w:styleId="860">
     <w:name w:val="Book Title"/>
-    <w:basedOn w:val="148"/>
+    <w:basedOn w:val="836"/>
     <w:uiPriority w:val="33"/>
     <w:qFormat/>
     <w:pPr>
@@ -30884,10 +30459,10 @@
       <w:spacing w:val="5"/>
     </w:rPr>
   </w:style>
-  <w:style w:type="paragraph" w:styleId="176">
+  <w:style w:type="paragraph" w:styleId="861">
     <w:name w:val="Header"/>
-    <w:basedOn w:val="664"/>
-    <w:link w:val="177"/>
+    <w:basedOn w:val="886"/>
+    <w:link w:val="862"/>
     <w:uiPriority w:val="99"/>
     <w:unhideWhenUsed/>
     <w:pPr>
@@ -30900,10 +30475,10 @@
       <w:ind/>
     </w:pPr>
   </w:style>
-  <w:style w:type="character" w:styleId="177">
+  <w:style w:type="character" w:styleId="862">
     <w:name w:val="Header Char"/>
-    <w:basedOn w:val="148"/>
-    <w:link w:val="176"/>
+    <w:basedOn w:val="836"/>
+    <w:link w:val="861"/>
     <w:uiPriority w:val="99"/>
     <w:pPr>
       <w:pBdr/>
@@ -30911,10 +30486,10 @@
       <w:ind/>
     </w:pPr>
   </w:style>
-  <w:style w:type="paragraph" w:styleId="178">
+  <w:style w:type="paragraph" w:styleId="863">
     <w:name w:val="Footer"/>
-    <w:basedOn w:val="664"/>
-    <w:link w:val="179"/>
+    <w:basedOn w:val="886"/>
+    <w:link w:val="864"/>
     <w:uiPriority w:val="99"/>
     <w:unhideWhenUsed/>
     <w:pPr>
@@ -30927,10 +30502,10 @@
       <w:ind/>
     </w:pPr>
   </w:style>
-  <w:style w:type="character" w:styleId="179">
+  <w:style w:type="character" w:styleId="864">
     <w:name w:val="Footer Char"/>
-    <w:basedOn w:val="148"/>
-    <w:link w:val="178"/>
+    <w:basedOn w:val="836"/>
+    <w:link w:val="863"/>
     <w:uiPriority w:val="99"/>
     <w:pPr>
       <w:pBdr/>
@@ -30938,10 +30513,10 @@
       <w:ind/>
     </w:pPr>
   </w:style>
-  <w:style w:type="paragraph" w:styleId="180">
+  <w:style w:type="paragraph" w:styleId="865">
     <w:name w:val="Caption"/>
-    <w:basedOn w:val="664"/>
-    <w:next w:val="664"/>
+    <w:basedOn w:val="886"/>
+    <w:next w:val="886"/>
     <w:uiPriority w:val="35"/>
     <w:unhideWhenUsed/>
     <w:qFormat/>
@@ -30958,10 +30533,10 @@
       <w:szCs w:val="18"/>
     </w:rPr>
   </w:style>
-  <w:style w:type="paragraph" w:styleId="181">
+  <w:style w:type="paragraph" w:styleId="866">
     <w:name w:val="footnote text"/>
-    <w:basedOn w:val="664"/>
-    <w:link w:val="182"/>
+    <w:basedOn w:val="886"/>
+    <w:link w:val="867"/>
     <w:uiPriority w:val="99"/>
     <w:semiHidden/>
     <w:unhideWhenUsed/>
@@ -30975,10 +30550,10 @@
       <w:szCs w:val="20"/>
     </w:rPr>
   </w:style>
-  <w:style w:type="character" w:styleId="182">
+  <w:style w:type="character" w:styleId="867">
     <w:name w:val="Footnote Text Char"/>
-    <w:basedOn w:val="148"/>
-    <w:link w:val="181"/>
+    <w:basedOn w:val="836"/>
+    <w:link w:val="866"/>
     <w:uiPriority w:val="99"/>
     <w:semiHidden/>
     <w:pPr>
@@ -30991,9 +30566,9 @@
       <w:szCs w:val="20"/>
     </w:rPr>
   </w:style>
-  <w:style w:type="character" w:styleId="183">
+  <w:style w:type="character" w:styleId="868">
     <w:name w:val="footnote reference"/>
-    <w:basedOn w:val="148"/>
+    <w:basedOn w:val="836"/>
     <w:uiPriority w:val="99"/>
     <w:semiHidden/>
     <w:unhideWhenUsed/>
@@ -31006,10 +30581,10 @@
       <w:vertAlign w:val="superscript"/>
     </w:rPr>
   </w:style>
-  <w:style w:type="paragraph" w:styleId="184">
+  <w:style w:type="paragraph" w:styleId="869">
     <w:name w:val="endnote text"/>
-    <w:basedOn w:val="664"/>
-    <w:link w:val="185"/>
+    <w:basedOn w:val="886"/>
+    <w:link w:val="870"/>
     <w:uiPriority w:val="99"/>
     <w:semiHidden/>
     <w:unhideWhenUsed/>
@@ -31023,10 +30598,10 @@
       <w:szCs w:val="20"/>
     </w:rPr>
   </w:style>
-  <w:style w:type="character" w:styleId="185">
+  <w:style w:type="character" w:styleId="870">
     <w:name w:val="Endnote Text Char"/>
-    <w:basedOn w:val="148"/>
-    <w:link w:val="184"/>
+    <w:basedOn w:val="836"/>
+    <w:link w:val="869"/>
     <w:uiPriority w:val="99"/>
     <w:semiHidden/>
     <w:pPr>
@@ -31039,9 +30614,9 @@
       <w:szCs w:val="20"/>
     </w:rPr>
   </w:style>
-  <w:style w:type="character" w:styleId="186">
+  <w:style w:type="character" w:styleId="871">
     <w:name w:val="endnote reference"/>
-    <w:basedOn w:val="148"/>
+    <w:basedOn w:val="836"/>
     <w:uiPriority w:val="99"/>
     <w:semiHidden/>
     <w:unhideWhenUsed/>
@@ -31054,9 +30629,9 @@
       <w:vertAlign w:val="superscript"/>
     </w:rPr>
   </w:style>
-  <w:style w:type="character" w:styleId="187">
+  <w:style w:type="character" w:styleId="872">
     <w:name w:val="Hyperlink"/>
-    <w:basedOn w:val="148"/>
+    <w:basedOn w:val="836"/>
     <w:uiPriority w:val="99"/>
     <w:unhideWhenUsed/>
     <w:pPr>
@@ -31069,9 +30644,9 @@
       <w:u w:val="single"/>
     </w:rPr>
   </w:style>
-  <w:style w:type="character" w:styleId="188">
+  <w:style w:type="character" w:styleId="873">
     <w:name w:val="FollowedHyperlink"/>
-    <w:basedOn w:val="148"/>
+    <w:basedOn w:val="836"/>
     <w:uiPriority w:val="99"/>
     <w:semiHidden/>
     <w:unhideWhenUsed/>
@@ -31085,10 +30660,10 @@
       <w:u w:val="single"/>
     </w:rPr>
   </w:style>
-  <w:style w:type="paragraph" w:styleId="189">
+  <w:style w:type="paragraph" w:styleId="874">
     <w:name w:val="toc 1"/>
-    <w:basedOn w:val="664"/>
-    <w:next w:val="664"/>
+    <w:basedOn w:val="886"/>
+    <w:next w:val="886"/>
     <w:uiPriority w:val="39"/>
     <w:unhideWhenUsed/>
     <w:pPr>
@@ -31097,10 +30672,10 @@
       <w:ind/>
     </w:pPr>
   </w:style>
-  <w:style w:type="paragraph" w:styleId="190">
+  <w:style w:type="paragraph" w:styleId="875">
     <w:name w:val="toc 2"/>
-    <w:basedOn w:val="664"/>
-    <w:next w:val="664"/>
+    <w:basedOn w:val="886"/>
+    <w:next w:val="886"/>
     <w:uiPriority w:val="39"/>
     <w:unhideWhenUsed/>
     <w:pPr>
@@ -31109,10 +30684,10 @@
       <w:ind w:left="220"/>
     </w:pPr>
   </w:style>
-  <w:style w:type="paragraph" w:styleId="191">
+  <w:style w:type="paragraph" w:styleId="876">
     <w:name w:val="toc 3"/>
-    <w:basedOn w:val="664"/>
-    <w:next w:val="664"/>
+    <w:basedOn w:val="886"/>
+    <w:next w:val="886"/>
     <w:uiPriority w:val="39"/>
     <w:unhideWhenUsed/>
     <w:pPr>
@@ -31121,10 +30696,10 @@
       <w:ind w:left="440"/>
     </w:pPr>
   </w:style>
-  <w:style w:type="paragraph" w:styleId="192">
+  <w:style w:type="paragraph" w:styleId="877">
     <w:name w:val="toc 4"/>
-    <w:basedOn w:val="664"/>
-    <w:next w:val="664"/>
+    <w:basedOn w:val="886"/>
+    <w:next w:val="886"/>
     <w:uiPriority w:val="39"/>
     <w:unhideWhenUsed/>
     <w:pPr>
@@ -31133,10 +30708,10 @@
       <w:ind w:left="660"/>
     </w:pPr>
   </w:style>
-  <w:style w:type="paragraph" w:styleId="193">
+  <w:style w:type="paragraph" w:styleId="878">
     <w:name w:val="toc 5"/>
-    <w:basedOn w:val="664"/>
-    <w:next w:val="664"/>
+    <w:basedOn w:val="886"/>
+    <w:next w:val="886"/>
     <w:uiPriority w:val="39"/>
     <w:unhideWhenUsed/>
     <w:pPr>
@@ -31145,10 +30720,10 @@
       <w:ind w:left="880"/>
     </w:pPr>
   </w:style>
-  <w:style w:type="paragraph" w:styleId="194">
+  <w:style w:type="paragraph" w:styleId="879">
     <w:name w:val="toc 6"/>
-    <w:basedOn w:val="664"/>
-    <w:next w:val="664"/>
+    <w:basedOn w:val="886"/>
+    <w:next w:val="886"/>
     <w:uiPriority w:val="39"/>
     <w:unhideWhenUsed/>
     <w:pPr>
@@ -31157,10 +30732,10 @@
       <w:ind w:left="1100"/>
     </w:pPr>
   </w:style>
-  <w:style w:type="paragraph" w:styleId="195">
+  <w:style w:type="paragraph" w:styleId="880">
     <w:name w:val="toc 7"/>
-    <w:basedOn w:val="664"/>
-    <w:next w:val="664"/>
+    <w:basedOn w:val="886"/>
+    <w:next w:val="886"/>
     <w:uiPriority w:val="39"/>
     <w:unhideWhenUsed/>
     <w:pPr>
@@ -31169,10 +30744,10 @@
       <w:ind w:left="1320"/>
     </w:pPr>
   </w:style>
-  <w:style w:type="paragraph" w:styleId="196">
+  <w:style w:type="paragraph" w:styleId="881">
     <w:name w:val="toc 8"/>
-    <w:basedOn w:val="664"/>
-    <w:next w:val="664"/>
+    <w:basedOn w:val="886"/>
+    <w:next w:val="886"/>
     <w:uiPriority w:val="39"/>
     <w:unhideWhenUsed/>
     <w:pPr>
@@ -31181,10 +30756,10 @@
       <w:ind w:left="1540"/>
     </w:pPr>
   </w:style>
-  <w:style w:type="paragraph" w:styleId="197">
+  <w:style w:type="paragraph" w:styleId="882">
     <w:name w:val="toc 9"/>
-    <w:basedOn w:val="664"/>
-    <w:next w:val="664"/>
+    <w:basedOn w:val="886"/>
+    <w:next w:val="886"/>
     <w:uiPriority w:val="39"/>
     <w:unhideWhenUsed/>
     <w:pPr>
@@ -31193,9 +30768,9 @@
       <w:ind w:left="1760"/>
     </w:pPr>
   </w:style>
-  <w:style w:type="character" w:styleId="198">
+  <w:style w:type="character" w:styleId="883">
     <w:name w:val="Placeholder Text"/>
-    <w:basedOn w:val="148"/>
+    <w:basedOn w:val="836"/>
     <w:uiPriority w:val="99"/>
     <w:semiHidden/>
     <w:pPr>
@@ -31207,7 +30782,7 @@
       <w:color w:val="666666"/>
     </w:rPr>
   </w:style>
-  <w:style w:type="paragraph" w:styleId="208">
+  <w:style w:type="paragraph" w:styleId="884">
     <w:name w:val="TOC Heading"/>
     <w:uiPriority w:val="39"/>
     <w:unhideWhenUsed/>
@@ -31217,10 +30792,10 @@
       <w:ind/>
     </w:pPr>
   </w:style>
-  <w:style w:type="paragraph" w:styleId="209">
+  <w:style w:type="paragraph" w:styleId="885">
     <w:name w:val="table of figures"/>
-    <w:basedOn w:val="664"/>
-    <w:next w:val="664"/>
+    <w:basedOn w:val="886"/>
+    <w:next w:val="886"/>
     <w:uiPriority w:val="99"/>
     <w:unhideWhenUsed/>
     <w:pPr>
@@ -31229,7 +30804,7 @@
       <w:ind/>
     </w:pPr>
   </w:style>
-  <w:style w:type="paragraph" w:styleId="664" w:default="1">
+  <w:style w:type="paragraph" w:styleId="886" w:default="1">
     <w:name w:val="Normal"/>
     <w:qFormat/>
     <w:pPr>
@@ -31238,7 +30813,7 @@
       <w:ind/>
     </w:pPr>
   </w:style>
-  <w:style w:type="table" w:styleId="665" w:default="1">
+  <w:style w:type="table" w:styleId="887" w:default="1">
     <w:name w:val="Normal Table"/>
     <w:uiPriority w:val="99"/>
     <w:semiHidden/>
@@ -31431,7 +31006,7 @@
       </w:tcPr>
     </w:tblStylePr>
   </w:style>
-  <w:style w:type="numbering" w:styleId="666" w:default="1">
+  <w:style w:type="numbering" w:styleId="888" w:default="1">
     <w:name w:val="No List"/>
     <w:uiPriority w:val="99"/>
     <w:semiHidden/>
@@ -31442,9 +31017,9 @@
       <w:ind/>
     </w:pPr>
   </w:style>
-  <w:style w:type="paragraph" w:styleId="667">
+  <w:style w:type="paragraph" w:styleId="889">
     <w:name w:val="No Spacing"/>
-    <w:basedOn w:val="664"/>
+    <w:basedOn w:val="886"/>
     <w:uiPriority w:val="1"/>
     <w:qFormat/>
     <w:pPr>
@@ -31453,9 +31028,9 @@
       <w:ind/>
     </w:pPr>
   </w:style>
-  <w:style w:type="paragraph" w:styleId="668">
+  <w:style w:type="paragraph" w:styleId="890">
     <w:name w:val="List Paragraph"/>
-    <w:basedOn w:val="664"/>
+    <w:basedOn w:val="886"/>
     <w:uiPriority w:val="34"/>
     <w:qFormat/>
     <w:pPr>
